--- a/docs/CO4-(23-54091-3).docx
+++ b/docs/CO4-(23-54091-3).docx
@@ -1,8 +1,8 @@
 
 <file path=word/document.xml><?xml version="1.0" encoding="utf-8"?>
-<w:document xmlns:wpc="http://schemas.microsoft.com/office/word/2010/wordprocessingCanvas" xmlns:cx="http://schemas.microsoft.com/office/drawing/2014/chartex" xmlns:cx1="http://schemas.microsoft.com/office/drawing/2015/9/8/chartex" xmlns:cx2="http://schemas.microsoft.com/office/drawing/2015/10/21/chartex" xmlns:cx3="http://schemas.microsoft.com/office/drawing/2016/5/9/chartex" xmlns:cx4="http://schemas.microsoft.com/office/drawing/2016/5/10/chartex" xmlns:cx5="http://schemas.microsoft.com/office/drawing/2016/5/11/chartex" xmlns:cx6="http://schemas.microsoft.com/office/drawing/2016/5/12/chartex" xmlns:cx7="http://schemas.microsoft.com/office/drawing/2016/5/13/chartex" xmlns:cx8="http://schemas.microsoft.com/office/drawing/2016/5/14/chartex" xmlns:mc="http://schemas.openxmlformats.org/markup-compatibility/2006" xmlns:o="urn:schemas-microsoft-com:office:office" xmlns:r="http://schemas.openxmlformats.org/officeDocument/2006/relationships" xmlns:m="http://schemas.openxmlformats.org/officeDocument/2006/math" xmlns:v="urn:schemas-microsoft-com:vml" xmlns:wp14="http://schemas.microsoft.com/office/word/2010/wordprocessingDrawing" xmlns:wp="http://schemas.openxmlformats.org/drawingml/2006/wordprocessingDrawing" xmlns:w="http://schemas.openxmlformats.org/wordprocessingml/2006/main" xmlns:w14="http://schemas.microsoft.com/office/word/2010/wordml" xmlns:w10="urn:schemas-microsoft-com:office:word" xmlns:w15="http://schemas.microsoft.com/office/word/2012/wordml" xmlns:wpg="http://schemas.microsoft.com/office/word/2010/wordprocessingGroup" xmlns:wpi="http://schemas.microsoft.com/office/word/2010/wordprocessingInk" xmlns:wne="http://schemas.microsoft.com/office/word/2006/wordml" xmlns:wps="http://schemas.microsoft.com/office/word/2010/wordprocessingShape" xmlns:wpsCustomData="http://www.wps.cn/officeDocument/2013/wpsCustomData" xmlns:a="http://schemas.openxmlformats.org/drawingml/2006/main" xmlns:pic="http://schemas.openxmlformats.org/drawingml/2006/picture" mc:Ignorable="w14 w15 wp14">
+<w:document xmlns:wpc="http://schemas.microsoft.com/office/word/2010/wordprocessingCanvas" xmlns:cx="http://schemas.microsoft.com/office/drawing/2014/chartex" xmlns:cx1="http://schemas.microsoft.com/office/drawing/2015/9/8/chartex" xmlns:cx2="http://schemas.microsoft.com/office/drawing/2015/10/21/chartex" xmlns:cx3="http://schemas.microsoft.com/office/drawing/2016/5/9/chartex" xmlns:cx4="http://schemas.microsoft.com/office/drawing/2016/5/10/chartex" xmlns:cx5="http://schemas.microsoft.com/office/drawing/2016/5/11/chartex" xmlns:cx6="http://schemas.microsoft.com/office/drawing/2016/5/12/chartex" xmlns:cx7="http://schemas.microsoft.com/office/drawing/2016/5/13/chartex" xmlns:cx8="http://schemas.microsoft.com/office/drawing/2016/5/14/chartex" xmlns:mc="http://schemas.openxmlformats.org/markup-compatibility/2006" xmlns:o="urn:schemas-microsoft-com:office:office" xmlns:r="http://schemas.openxmlformats.org/officeDocument/2006/relationships" xmlns:m="http://schemas.openxmlformats.org/officeDocument/2006/math" xmlns:v="urn:schemas-microsoft-com:vml" xmlns:wp14="http://schemas.microsoft.com/office/word/2010/wordprocessingDrawing" xmlns:wp="http://schemas.openxmlformats.org/drawingml/2006/wordprocessingDrawing" xmlns:w="http://schemas.openxmlformats.org/wordprocessingml/2006/main" xmlns:w14="http://schemas.microsoft.com/office/word/2010/wordml" xmlns:w10="urn:schemas-microsoft-com:office:word" xmlns:w15="http://schemas.microsoft.com/office/word/2012/wordml" xmlns:wpg="http://schemas.microsoft.com/office/word/2010/wordprocessingGroup" xmlns:wpi="http://schemas.microsoft.com/office/word/2010/wordprocessingInk" xmlns:wne="http://schemas.microsoft.com/office/word/2006/wordml" xmlns:wps="http://schemas.microsoft.com/office/word/2010/wordprocessingShape" xmlns:wpsCustomData="http://www.wps.cn/officeDocument/2013/wpsCustomData" mc:Ignorable="w14 w15 wp14">
   <w:body>
-    <w:p xmlns:wp14="http://schemas.microsoft.com/office/word/2010/wordml" wp14:textId="77777777">
+    <w:p>
       <w:pPr>
         <w:spacing w:before="80" w:after="40"/>
         <w:jc w:val="center"/>
@@ -41,7 +41,7 @@
         <w:gridCol w:w="7770"/>
         <w:gridCol w:w="3435"/>
       </w:tblGrid>
-      <w:tr xmlns:wp14="http://schemas.microsoft.com/office/word/2010/wordml" wp14:textId="77777777">
+      <w:tr>
         <w:tblPrEx>
           <w:tblBorders>
             <w:top w:val="single" w:color="auto" w:sz="6" w:space="0"/>
@@ -79,7 +79,7 @@
             </w:tcMar>
             <w:vAlign w:val="center"/>
           </w:tcPr>
-          <w:p wp14:textId="77777777">
+          <w:p>
             <w:pPr>
               <w:spacing w:after="0" w:line="240" w:lineRule="auto"/>
               <w:jc w:val="center"/>
@@ -148,7 +148,7 @@
             </w:tcMar>
             <w:vAlign w:val="center"/>
           </w:tcPr>
-          <w:p wp14:textId="77777777">
+          <w:p>
             <w:pPr>
               <w:spacing w:after="0" w:line="240" w:lineRule="auto"/>
               <w:jc w:val="center"/>
@@ -225,7 +225,7 @@
           </w:p>
         </w:tc>
       </w:tr>
-      <w:tr xmlns:wp14="http://schemas.microsoft.com/office/word/2010/wordml" wp14:textId="77777777">
+      <w:tr>
         <w:tblPrEx>
           <w:tblBorders>
             <w:top w:val="single" w:color="auto" w:sz="6" w:space="0"/>
@@ -258,7 +258,7 @@
             <w:shd w:val="clear" w:color="auto" w:fill="DDAA3E"/>
             <w:vAlign w:val="center"/>
           </w:tcPr>
-          <w:p wp14:textId="77777777">
+          <w:p>
             <w:pPr>
               <w:spacing w:after="0" w:line="240" w:lineRule="auto"/>
               <w:jc w:val="center"/>
@@ -287,7 +287,7 @@
         </w:tc>
       </w:tr>
     </w:tbl>
-    <w:p xmlns:wp14="http://schemas.microsoft.com/office/word/2010/wordml" wp14:textId="77777777">
+    <w:p>
       <w:pPr>
         <w:spacing w:before="80" w:after="40"/>
         <w:jc w:val="center"/>
@@ -301,7 +301,7 @@
         </w:rPr>
       </w:pPr>
     </w:p>
-    <w:p xmlns:wp14="http://schemas.microsoft.com/office/word/2010/wordml" wp14:textId="77777777">
+    <w:p>
       <w:pPr>
         <w:spacing w:before="80" w:after="40"/>
         <w:jc w:val="center"/>
@@ -316,7 +316,7 @@
         <w:t>INDIVIDUAL PROJECT ASSESSMENT  |  WEB TECHNOLOGIES</w:t>
       </w:r>
     </w:p>
-    <w:p xmlns:wp14="http://schemas.microsoft.com/office/word/2010/wordml" wp14:textId="77777777">
+    <w:p>
       <w:pPr>
         <w:spacing w:after="80"/>
         <w:jc w:val="center"/>
@@ -362,7 +362,7 @@
         <w:gridCol w:w="990"/>
         <w:gridCol w:w="1155"/>
       </w:tblGrid>
-      <w:tr xmlns:wp14="http://schemas.microsoft.com/office/word/2010/wordml" wp14:textId="77777777">
+      <w:tr>
         <w:tblPrEx>
           <w:tblBorders>
             <w:top w:val="single" w:color="auto" w:sz="6" w:space="0"/>
@@ -400,7 +400,7 @@
             </w:tcMar>
             <w:vAlign w:val="center"/>
           </w:tcPr>
-          <w:p wp14:textId="77777777">
+          <w:p>
             <w:pPr>
               <w:spacing w:after="0" w:line="240" w:lineRule="auto"/>
               <w:rPr>
@@ -451,7 +451,7 @@
             </w:tcMar>
             <w:vAlign w:val="center"/>
           </w:tcPr>
-          <w:p wp14:textId="77777777">
+          <w:p>
             <w:pPr>
               <w:spacing w:after="0" w:line="240" w:lineRule="auto"/>
               <w:rPr>
@@ -520,7 +520,7 @@
             </w:tcMar>
             <w:vAlign w:val="center"/>
           </w:tcPr>
-          <w:p wp14:textId="77777777">
+          <w:p>
             <w:pPr>
               <w:spacing w:after="0" w:line="240" w:lineRule="auto"/>
               <w:rPr>
@@ -572,7 +572,7 @@
             </w:tcMar>
             <w:vAlign w:val="center"/>
           </w:tcPr>
-          <w:p wp14:textId="77777777">
+          <w:p>
             <w:pPr>
               <w:spacing w:after="0" w:line="240" w:lineRule="auto"/>
               <w:jc w:val="center"/>
@@ -642,7 +642,7 @@
             </w:tcMar>
             <w:vAlign w:val="center"/>
           </w:tcPr>
-          <w:p wp14:textId="77777777">
+          <w:p>
             <w:pPr>
               <w:spacing w:after="0" w:line="240" w:lineRule="auto"/>
               <w:rPr>
@@ -693,7 +693,7 @@
             </w:tcMar>
             <w:vAlign w:val="center"/>
           </w:tcPr>
-          <w:p wp14:textId="77777777">
+          <w:p>
             <w:pPr>
               <w:spacing w:after="0" w:line="240" w:lineRule="auto"/>
               <w:jc w:val="center"/>
@@ -761,7 +761,7 @@
             </w:tcMar>
             <w:vAlign w:val="center"/>
           </w:tcPr>
-          <w:p wp14:textId="77777777">
+          <w:p>
             <w:pPr>
               <w:spacing w:after="0" w:line="240" w:lineRule="auto"/>
               <w:rPr>
@@ -810,7 +810,7 @@
             </w:tcMar>
             <w:vAlign w:val="center"/>
           </w:tcPr>
-          <w:p wp14:textId="77777777">
+          <w:p>
             <w:pPr>
               <w:spacing w:after="0" w:line="240" w:lineRule="auto"/>
               <w:jc w:val="center"/>
@@ -863,7 +863,7 @@
           </w:p>
         </w:tc>
       </w:tr>
-      <w:tr xmlns:wp14="http://schemas.microsoft.com/office/word/2010/wordml" wp14:textId="77777777">
+      <w:tr>
         <w:tblPrEx>
           <w:tblBorders>
             <w:top w:val="single" w:color="auto" w:sz="6" w:space="0"/>
@@ -901,7 +901,7 @@
             </w:tcMar>
             <w:vAlign w:val="center"/>
           </w:tcPr>
-          <w:p wp14:textId="77777777">
+          <w:p>
             <w:pPr>
               <w:spacing w:after="0" w:line="240" w:lineRule="auto"/>
               <w:rPr>
@@ -953,7 +953,7 @@
             </w:tcMar>
             <w:vAlign w:val="center"/>
           </w:tcPr>
-          <w:p wp14:textId="235674DD">
+          <w:p>
             <w:pPr>
               <w:spacing w:after="0" w:line="240" w:lineRule="auto"/>
             </w:pPr>
@@ -969,10 +969,10 @@
         </w:tc>
       </w:tr>
     </w:tbl>
-    <w:p xmlns:wp14="http://schemas.microsoft.com/office/word/2010/wordml" wp14:textId="77777777">
+    <w:p>
       <w:pPr>
         <w:spacing w:before="240" w:after="240"/>
-        <w:jc w:val="center"/>
+        <w:jc w:val="both"/>
         <w:rPr>
           <w:rFonts w:ascii="Arial" w:hAnsi="Arial"/>
           <w:b/>
@@ -982,8 +982,10 @@
           <w:szCs w:val="29"/>
         </w:rPr>
       </w:pPr>
+      <w:bookmarkStart w:id="0" w:name="_GoBack"/>
+      <w:bookmarkEnd w:id="0"/>
     </w:p>
-    <w:p xmlns:wp14="http://schemas.microsoft.com/office/word/2010/wordml" wp14:textId="77777777">
+    <w:p>
       <w:pPr>
         <w:spacing w:before="240" w:after="240"/>
         <w:jc w:val="center"/>
@@ -1030,7 +1032,7 @@
         <w:gridCol w:w="1248"/>
         <w:gridCol w:w="1248"/>
       </w:tblGrid>
-      <w:tr xmlns:wp14="http://schemas.microsoft.com/office/word/2010/wordml" wp14:textId="77777777">
+      <w:tr>
         <w:tblPrEx>
           <w:tblBorders>
             <w:top w:val="single" w:color="auto" w:sz="4" w:space="0"/>
@@ -1054,7 +1056,7 @@
             <w:shd w:val="clear" w:color="auto" w:fill="17365D" w:themeFill="text2" w:themeFillShade="BF"/>
             <w:vAlign w:val="center"/>
           </w:tcPr>
-          <w:p wp14:textId="77777777">
+          <w:p>
             <w:pPr>
               <w:spacing w:before="0" w:after="0"/>
               <w:jc w:val="center"/>
@@ -1070,7 +1072,7 @@
           </w:p>
         </w:tc>
       </w:tr>
-      <w:tr xmlns:wp14="http://schemas.microsoft.com/office/word/2010/wordml" wp14:textId="77777777">
+      <w:tr>
         <w:tblPrEx>
           <w:tblBorders>
             <w:top w:val="single" w:color="auto" w:sz="4" w:space="0"/>
@@ -1094,7 +1096,7 @@
             <w:shd w:val="clear" w:color="auto" w:fill="0F6B78"/>
             <w:vAlign w:val="center"/>
           </w:tcPr>
-          <w:p wp14:textId="77777777">
+          <w:p>
             <w:pPr>
               <w:spacing w:before="0" w:after="0"/>
               <w:jc w:val="center"/>
@@ -1116,7 +1118,7 @@
             <w:shd w:val="clear" w:color="auto" w:fill="0F6B78"/>
             <w:vAlign w:val="center"/>
           </w:tcPr>
-          <w:p wp14:textId="77777777">
+          <w:p>
             <w:pPr>
               <w:spacing w:before="0" w:after="0"/>
               <w:jc w:val="center"/>
@@ -1138,7 +1140,7 @@
             <w:shd w:val="clear" w:color="auto" w:fill="0F6B78"/>
             <w:vAlign w:val="center"/>
           </w:tcPr>
-          <w:p wp14:textId="77777777">
+          <w:p>
             <w:pPr>
               <w:spacing w:before="0" w:after="0"/>
               <w:jc w:val="center"/>
@@ -1159,7 +1161,7 @@
             <w:shd w:val="clear" w:color="auto" w:fill="0F6B78"/>
             <w:vAlign w:val="center"/>
           </w:tcPr>
-          <w:p wp14:textId="77777777">
+          <w:p>
             <w:pPr>
               <w:spacing w:before="0" w:after="0"/>
               <w:jc w:val="center"/>
@@ -1175,7 +1177,7 @@
           </w:p>
         </w:tc>
       </w:tr>
-      <w:tr xmlns:wp14="http://schemas.microsoft.com/office/word/2010/wordml" wp14:textId="77777777">
+      <w:tr>
         <w:tblPrEx>
           <w:tblBorders>
             <w:top w:val="single" w:color="auto" w:sz="4" w:space="0"/>
@@ -1198,7 +1200,7 @@
             <w:shd w:val="clear" w:color="auto" w:fill="DCE6F1"/>
             <w:vAlign w:val="center"/>
           </w:tcPr>
-          <w:p wp14:textId="77777777">
+          <w:p>
             <w:pPr>
               <w:spacing w:before="0" w:after="0"/>
               <w:jc w:val="center"/>
@@ -1219,7 +1221,7 @@
             <w:shd w:val="clear" w:color="auto" w:fill="DCE6F1"/>
             <w:vAlign w:val="center"/>
           </w:tcPr>
-          <w:p wp14:textId="77777777">
+          <w:p>
             <w:pPr>
               <w:spacing w:before="0" w:after="0"/>
               <w:jc w:val="center"/>
@@ -1240,7 +1242,7 @@
             <w:shd w:val="clear" w:color="auto" w:fill="DCE6F1"/>
             <w:vAlign w:val="center"/>
           </w:tcPr>
-          <w:p wp14:textId="77777777">
+          <w:p>
             <w:pPr>
               <w:spacing w:before="0" w:after="0"/>
               <w:jc w:val="center"/>
@@ -1261,7 +1263,7 @@
             <w:shd w:val="clear" w:color="auto" w:fill="DCE6F1"/>
             <w:vAlign w:val="center"/>
           </w:tcPr>
-          <w:p wp14:textId="77777777">
+          <w:p>
             <w:pPr>
               <w:spacing w:before="0" w:after="0"/>
               <w:jc w:val="center"/>
@@ -1298,7 +1300,7 @@
             <w:shd w:val="clear" w:color="auto" w:fill="DCE6F1"/>
             <w:vAlign w:val="center"/>
           </w:tcPr>
-          <w:p wp14:textId="77777777">
+          <w:p>
             <w:pPr>
               <w:spacing w:before="0" w:after="0"/>
               <w:jc w:val="center"/>
@@ -1319,7 +1321,7 @@
             <w:shd w:val="clear" w:color="auto" w:fill="DCE6F1"/>
             <w:vAlign w:val="center"/>
           </w:tcPr>
-          <w:p wp14:textId="77777777">
+          <w:p>
             <w:pPr>
               <w:spacing w:before="0" w:after="0"/>
               <w:jc w:val="center"/>
@@ -1356,7 +1358,7 @@
             <w:shd w:val="clear" w:color="auto" w:fill="DCE6F1"/>
             <w:vAlign w:val="center"/>
           </w:tcPr>
-          <w:p wp14:textId="77777777">
+          <w:p>
             <w:pPr>
               <w:spacing w:before="0" w:after="0"/>
               <w:jc w:val="center"/>
@@ -1377,7 +1379,7 @@
             <w:shd w:val="clear" w:color="auto" w:fill="DCE6F1"/>
             <w:vAlign w:val="center"/>
           </w:tcPr>
-          <w:p wp14:textId="77777777">
+          <w:p>
             <w:pPr>
               <w:spacing w:before="0" w:after="0"/>
               <w:jc w:val="center"/>
@@ -1414,7 +1416,7 @@
             <w:shd w:val="clear" w:color="auto" w:fill="DCE6F1"/>
             <w:vAlign w:val="center"/>
           </w:tcPr>
-          <w:p wp14:textId="77777777">
+          <w:p>
             <w:pPr>
               <w:spacing w:before="0" w:after="0"/>
               <w:jc w:val="center"/>
@@ -1446,7 +1448,7 @@
           </w:p>
         </w:tc>
       </w:tr>
-      <w:tr xmlns:wp14="http://schemas.microsoft.com/office/word/2010/wordml" wp14:textId="77777777">
+      <w:tr>
         <w:tblPrEx>
           <w:tblBorders>
             <w:top w:val="single" w:color="auto" w:sz="4" w:space="0"/>
@@ -1468,7 +1470,7 @@
             <w:tcW w:w="1248" w:type="dxa"/>
             <w:vAlign w:val="center"/>
           </w:tcPr>
-          <w:p wp14:textId="77777777">
+          <w:p>
             <w:pPr>
               <w:spacing w:before="0" w:after="0"/>
               <w:jc w:val="center"/>
@@ -1495,7 +1497,7 @@
             <w:tcW w:w="1248" w:type="dxa"/>
             <w:vAlign w:val="center"/>
           </w:tcPr>
-          <w:p wp14:textId="77777777">
+          <w:p>
             <w:pPr>
               <w:spacing w:before="0" w:after="0"/>
               <w:jc w:val="center"/>
@@ -1522,7 +1524,7 @@
             <w:tcW w:w="1248" w:type="dxa"/>
             <w:vAlign w:val="center"/>
           </w:tcPr>
-          <w:p wp14:textId="77777777">
+          <w:p>
             <w:pPr>
               <w:spacing w:before="0" w:after="0"/>
               <w:jc w:val="center"/>
@@ -1549,7 +1551,7 @@
             <w:tcW w:w="1248" w:type="dxa"/>
             <w:vAlign w:val="center"/>
           </w:tcPr>
-          <w:p wp14:textId="77777777">
+          <w:p>
             <w:pPr>
               <w:spacing w:before="0" w:after="0"/>
               <w:jc w:val="center"/>
@@ -1576,7 +1578,7 @@
             <w:tcW w:w="1248" w:type="dxa"/>
             <w:vAlign w:val="center"/>
           </w:tcPr>
-          <w:p wp14:textId="77777777">
+          <w:p>
             <w:pPr>
               <w:spacing w:before="0" w:after="0"/>
               <w:jc w:val="center"/>
@@ -1603,7 +1605,7 @@
             <w:tcW w:w="1248" w:type="dxa"/>
             <w:vAlign w:val="center"/>
           </w:tcPr>
-          <w:p wp14:textId="77777777">
+          <w:p>
             <w:pPr>
               <w:spacing w:before="0" w:after="0"/>
               <w:jc w:val="center"/>
@@ -1630,7 +1632,7 @@
             <w:tcW w:w="1248" w:type="dxa"/>
             <w:vAlign w:val="center"/>
           </w:tcPr>
-          <w:p wp14:textId="77777777">
+          <w:p>
             <w:pPr>
               <w:spacing w:before="0" w:after="0"/>
               <w:jc w:val="center"/>
@@ -1657,7 +1659,7 @@
             <w:tcW w:w="1248" w:type="dxa"/>
             <w:vAlign w:val="center"/>
           </w:tcPr>
-          <w:p wp14:textId="77777777">
+          <w:p>
             <w:pPr>
               <w:spacing w:before="0" w:after="0"/>
               <w:jc w:val="center"/>
@@ -1684,7 +1686,7 @@
             <w:tcW w:w="1248" w:type="dxa"/>
             <w:vAlign w:val="center"/>
           </w:tcPr>
-          <w:p wp14:textId="77777777">
+          <w:p>
             <w:pPr>
               <w:spacing w:before="0" w:after="0"/>
               <w:jc w:val="center"/>
@@ -1708,28 +1710,17 @@
         </w:tc>
       </w:tr>
     </w:tbl>
-    <w:p xmlns:wp14="http://schemas.microsoft.com/office/word/2010/wordml" wp14:textId="77777777">
-      <w:pPr>
-        <w:spacing w:before="320" w:after="320"/>
-        <w:jc w:val="center"/>
-      </w:pPr>
-      <w:r>
-        <w:rPr>
-          <w:rFonts w:ascii="Arial" w:hAnsi="Arial"/>
-          <w:b/>
-          <w:color w:val="183A63"/>
-          <w:sz w:val="29"/>
-        </w:rPr>
-        <w:t>Repository Evidence</w:t>
-      </w:r>
-    </w:p>
-    <w:p xmlns:wp14="http://schemas.microsoft.com/office/word/2010/wordml" wp14:textId="77777777">
+    <w:p>
       <w:pPr>
         <w:spacing w:before="0" w:after="0"/>
         <w:jc w:val="center"/>
+        <w:rPr>
+          <w:rFonts w:hint="default"/>
+          <w:lang w:val="en-US"/>
+        </w:rPr>
       </w:pPr>
     </w:p>
-    <w:p xmlns:wp14="http://schemas.microsoft.com/office/word/2010/wordml" wp14:textId="77777777">
+    <w:p>
       <w:pPr>
         <w:spacing w:before="0" w:after="0"/>
         <w:jc w:val="center"/>
@@ -1740,14 +1731,17 @@
       </w:pPr>
       <w:r>
         <w:rPr>
-          <w:rFonts w:hint="default"/>
-          <w:lang w:val="en-US"/>
+          <w:b/>
+          <w:bCs/>
+          <w:color w:val="183A63"/>
+          <w:sz w:val="29"/>
+          <w:szCs w:val="29"/>
         </w:rPr>
         <w:drawing>
-          <wp:inline xmlns:wp14="http://schemas.microsoft.com/office/word/2010/wordprocessingDrawing" distT="0" distB="0" distL="114300" distR="114300" wp14:anchorId="29FD9795" wp14:editId="7777777">
-            <wp:extent cx="7132320" cy="4457700"/>
-            <wp:effectExtent l="0" t="0" r="0" b="7620"/>
-            <wp:docPr id="1" name="Picture 1" descr="Screenshot (48)"/>
+          <wp:inline distT="0" distB="0" distL="0" distR="0">
+            <wp:extent cx="5892800" cy="4633595"/>
+            <wp:effectExtent l="0" t="0" r="0" b="1905"/>
+            <wp:docPr id="2" name="Picture 2" descr="A screenshot of a computer&#10;&#10;Description automatically generated"/>
             <wp:cNvGraphicFramePr>
               <a:graphicFrameLocks xmlns:a="http://schemas.openxmlformats.org/drawingml/2006/main" noChangeAspect="1"/>
             </wp:cNvGraphicFramePr>
@@ -1755,13 +1749,14 @@
               <a:graphicData uri="http://schemas.openxmlformats.org/drawingml/2006/picture">
                 <pic:pic xmlns:pic="http://schemas.openxmlformats.org/drawingml/2006/picture">
                   <pic:nvPicPr>
-                    <pic:cNvPr id="1" name="Picture 1" descr="Screenshot (48)"/>
+                    <pic:cNvPr id="2" name="Picture 2" descr="A screenshot of a computer&#10;&#10;Description automatically generated"/>
                     <pic:cNvPicPr>
                       <a:picLocks noChangeAspect="1"/>
                     </pic:cNvPicPr>
                   </pic:nvPicPr>
                   <pic:blipFill>
                     <a:blip r:embed="rId6"/>
+                    <a:srcRect t="5264" b="22983"/>
                     <a:stretch>
                       <a:fillRect/>
                     </a:stretch>
@@ -1769,11 +1764,14 @@
                   <pic:spPr>
                     <a:xfrm>
                       <a:off x="0" y="0"/>
-                      <a:ext cx="7132320" cy="4457700"/>
+                      <a:ext cx="5920494" cy="4655430"/>
                     </a:xfrm>
                     <a:prstGeom prst="rect">
                       <a:avLst/>
                     </a:prstGeom>
+                    <a:ln>
+                      <a:noFill/>
+                    </a:ln>
                   </pic:spPr>
                 </pic:pic>
               </a:graphicData>
@@ -1781,11 +1779,9 @@
           </wp:inline>
         </w:drawing>
       </w:r>
-      <w:bookmarkStart w:name="_GoBack" w:id="0"/>
-      <w:bookmarkEnd w:id="0"/>
     </w:p>
     <w:sectPr>
-      <w:pgSz w:w="12240" w:h="15840" w:orient="portrait"/>
+      <w:pgSz w:w="12240" w:h="15840"/>
       <w:pgMar w:top="504" w:right="504" w:bottom="576" w:left="504" w:header="288" w:footer="288" w:gutter="0"/>
       <w:cols w:space="720" w:num="1"/>
       <w:docGrid w:linePitch="360" w:charSpace="0"/>
@@ -1797,7 +1793,7 @@
 <file path=word/endnotes.xml><?xml version="1.0" encoding="utf-8"?>
 <w:endnotes xmlns:wpc="http://schemas.microsoft.com/office/word/2010/wordprocessingCanvas" xmlns:mc="http://schemas.openxmlformats.org/markup-compatibility/2006" xmlns:o="urn:schemas-microsoft-com:office:office" xmlns:r="http://schemas.openxmlformats.org/officeDocument/2006/relationships" xmlns:m="http://schemas.openxmlformats.org/officeDocument/2006/math" xmlns:v="urn:schemas-microsoft-com:vml" xmlns:wp14="http://schemas.microsoft.com/office/word/2010/wordprocessingDrawing" xmlns:wp="http://schemas.openxmlformats.org/drawingml/2006/wordprocessingDrawing" xmlns:w="http://schemas.openxmlformats.org/wordprocessingml/2006/main" xmlns:w14="http://schemas.microsoft.com/office/word/2010/wordml" xmlns:w15="http://schemas.microsoft.com/office/word/2012/wordml" xmlns:w10="urn:schemas-microsoft-com:office:word" xmlns:wpg="http://schemas.microsoft.com/office/word/2010/wordprocessingGroup" xmlns:wpi="http://schemas.microsoft.com/office/word/2010/wordprocessingInk" xmlns:wne="http://schemas.microsoft.com/office/word/2006/wordml" xmlns:wps="http://schemas.microsoft.com/office/word/2010/wordprocessingShape" xmlns:wpsCustomData="http://www.wps.cn/officeDocument/2013/wpsCustomData" mc:Ignorable="w14 w15 wp14">
   <w:endnote w:type="separator" w:id="0">
-    <w:p xmlns:wp14="http://schemas.microsoft.com/office/word/2010/wordml" wp14:textId="77777777">
+    <w:p>
       <w:pPr>
         <w:spacing w:line="240" w:lineRule="auto"/>
       </w:pPr>
@@ -1807,7 +1803,7 @@
     </w:p>
   </w:endnote>
   <w:endnote w:type="continuationSeparator" w:id="1">
-    <w:p xmlns:wp14="http://schemas.microsoft.com/office/word/2010/wordml" wp14:textId="77777777">
+    <w:p>
       <w:pPr>
         <w:spacing w:line="240" w:lineRule="auto"/>
       </w:pPr>
@@ -1822,7 +1818,7 @@
 <file path=word/footnotes.xml><?xml version="1.0" encoding="utf-8"?>
 <w:footnotes xmlns:wpc="http://schemas.microsoft.com/office/word/2010/wordprocessingCanvas" xmlns:mc="http://schemas.openxmlformats.org/markup-compatibility/2006" xmlns:o="urn:schemas-microsoft-com:office:office" xmlns:r="http://schemas.openxmlformats.org/officeDocument/2006/relationships" xmlns:m="http://schemas.openxmlformats.org/officeDocument/2006/math" xmlns:v="urn:schemas-microsoft-com:vml" xmlns:wp14="http://schemas.microsoft.com/office/word/2010/wordprocessingDrawing" xmlns:wp="http://schemas.openxmlformats.org/drawingml/2006/wordprocessingDrawing" xmlns:w="http://schemas.openxmlformats.org/wordprocessingml/2006/main" xmlns:w14="http://schemas.microsoft.com/office/word/2010/wordml" xmlns:w15="http://schemas.microsoft.com/office/word/2012/wordml" xmlns:w10="urn:schemas-microsoft-com:office:word" xmlns:wpg="http://schemas.microsoft.com/office/word/2010/wordprocessingGroup" xmlns:wpi="http://schemas.microsoft.com/office/word/2010/wordprocessingInk" xmlns:wne="http://schemas.microsoft.com/office/word/2006/wordml" xmlns:wps="http://schemas.microsoft.com/office/word/2010/wordprocessingShape" xmlns:wpsCustomData="http://www.wps.cn/officeDocument/2013/wpsCustomData" mc:Ignorable="w14 w15 wp14">
   <w:footnote w:type="separator" w:id="0">
-    <w:p xmlns:wp14="http://schemas.microsoft.com/office/word/2010/wordml" wp14:textId="77777777">
+    <w:p>
       <w:pPr>
         <w:spacing w:before="0" w:after="0" w:line="240" w:lineRule="auto"/>
       </w:pPr>
@@ -1832,7 +1828,7 @@
     </w:p>
   </w:footnote>
   <w:footnote w:type="continuationSeparator" w:id="1">
-    <w:p xmlns:wp14="http://schemas.microsoft.com/office/word/2010/wordml" wp14:textId="77777777">
+    <w:p>
       <w:pPr>
         <w:spacing w:before="0" w:after="0" w:line="240" w:lineRule="auto"/>
       </w:pPr>
@@ -1985,7 +1981,7 @@
 </file>
 
 <file path=word/styles.xml><?xml version="1.0" encoding="utf-8"?>
-<w:styles xmlns:wp14="http://schemas.microsoft.com/office/word/2010/wordprocessingDrawing" xmlns:mc="http://schemas.openxmlformats.org/markup-compatibility/2006" xmlns:o="urn:schemas-microsoft-com:office:office" xmlns:r="http://schemas.openxmlformats.org/officeDocument/2006/relationships" xmlns:m="http://schemas.openxmlformats.org/officeDocument/2006/math" xmlns:v="urn:schemas-microsoft-com:vml" xmlns:w="http://schemas.openxmlformats.org/wordprocessingml/2006/main" xmlns:w14="http://schemas.microsoft.com/office/word/2010/wordml" xmlns:w10="urn:schemas-microsoft-com:office:word" xmlns:sl="http://schemas.openxmlformats.org/schemaLibrary/2006/main" xmlns:wpsCustomData="http://www.wps.cn/officeDocument/2013/wpsCustomData" mc:Ignorable="w14 wp14">
+<w:styles xmlns:mc="http://schemas.openxmlformats.org/markup-compatibility/2006" xmlns:o="urn:schemas-microsoft-com:office:office" xmlns:r="http://schemas.openxmlformats.org/officeDocument/2006/relationships" xmlns:m="http://schemas.openxmlformats.org/officeDocument/2006/math" xmlns:v="urn:schemas-microsoft-com:vml" xmlns:w="http://schemas.openxmlformats.org/wordprocessingml/2006/main" xmlns:w14="http://schemas.microsoft.com/office/word/2010/wordml" xmlns:w10="urn:schemas-microsoft-com:office:word" xmlns:sl="http://schemas.openxmlformats.org/schemaLibrary/2006/main" xmlns:wpsCustomData="http://www.wps.cn/officeDocument/2013/wpsCustomData" mc:Ignorable="w14">
   <w:docDefaults>
     <w:rPrDefault>
       <w:rPr>
@@ -1994,261 +1990,261 @@
     </w:rPrDefault>
     <w:pPrDefault/>
   </w:docDefaults>
-  <w:latentStyles w:defLockedState="0" w:defUIPriority="99" w:defSemiHidden="1" w:defUnhideWhenUsed="1" w:defQFormat="0" w:count="260">
-    <w:lsdException w:name="Normal" w:uiPriority="0" w:semiHidden="0" w:unhideWhenUsed="0" w:qFormat="1"/>
-    <w:lsdException w:name="heading 1" w:uiPriority="9" w:semiHidden="0" w:unhideWhenUsed="0" w:qFormat="1"/>
-    <w:lsdException w:name="heading 2" w:uiPriority="9" w:semiHidden="0" w:qFormat="1"/>
-    <w:lsdException w:name="heading 3" w:uiPriority="9" w:semiHidden="0" w:qFormat="1"/>
-    <w:lsdException w:name="heading 4" w:uiPriority="9" w:qFormat="1"/>
-    <w:lsdException w:name="heading 5" w:uiPriority="9" w:qFormat="1"/>
-    <w:lsdException w:name="heading 6" w:uiPriority="9" w:qFormat="1"/>
-    <w:lsdException w:name="heading 7" w:uiPriority="9" w:qFormat="1"/>
-    <w:lsdException w:name="heading 8" w:uiPriority="9" w:qFormat="1"/>
-    <w:lsdException w:name="heading 9" w:uiPriority="9" w:qFormat="1"/>
-    <w:lsdException w:name="index 1" w:uiPriority="99"/>
-    <w:lsdException w:name="index 2" w:uiPriority="99"/>
-    <w:lsdException w:name="index 3" w:uiPriority="99"/>
-    <w:lsdException w:name="index 4" w:uiPriority="99"/>
-    <w:lsdException w:name="index 5" w:uiPriority="99"/>
-    <w:lsdException w:name="index 6" w:uiPriority="99"/>
-    <w:lsdException w:name="index 7" w:uiPriority="99"/>
-    <w:lsdException w:name="index 8" w:uiPriority="99"/>
-    <w:lsdException w:name="index 9" w:uiPriority="99"/>
-    <w:lsdException w:name="toc 1" w:uiPriority="39"/>
-    <w:lsdException w:name="toc 2" w:uiPriority="39"/>
-    <w:lsdException w:name="toc 3" w:uiPriority="39"/>
-    <w:lsdException w:name="toc 4" w:uiPriority="39"/>
-    <w:lsdException w:name="toc 5" w:uiPriority="39"/>
-    <w:lsdException w:name="toc 6" w:uiPriority="39"/>
-    <w:lsdException w:name="toc 7" w:uiPriority="39"/>
-    <w:lsdException w:name="toc 8" w:uiPriority="39"/>
-    <w:lsdException w:name="toc 9" w:uiPriority="39"/>
-    <w:lsdException w:name="Normal Indent" w:uiPriority="99"/>
-    <w:lsdException w:name="footnote text" w:uiPriority="99"/>
-    <w:lsdException w:name="annotation text" w:uiPriority="99"/>
-    <w:lsdException w:name="header" w:uiPriority="99" w:semiHidden="0" w:qFormat="1"/>
-    <w:lsdException w:name="footer" w:uiPriority="99" w:semiHidden="0" w:qFormat="1"/>
-    <w:lsdException w:name="index heading" w:uiPriority="99"/>
-    <w:lsdException w:name="caption" w:uiPriority="35" w:qFormat="1"/>
-    <w:lsdException w:name="table of figures" w:uiPriority="99"/>
-    <w:lsdException w:name="envelope address" w:uiPriority="99"/>
-    <w:lsdException w:name="envelope return" w:uiPriority="99"/>
-    <w:lsdException w:name="footnote reference" w:uiPriority="99"/>
-    <w:lsdException w:name="annotation reference" w:uiPriority="99"/>
-    <w:lsdException w:name="line number" w:uiPriority="99"/>
-    <w:lsdException w:name="page number" w:uiPriority="99"/>
-    <w:lsdException w:name="endnote reference" w:uiPriority="99"/>
-    <w:lsdException w:name="endnote text" w:uiPriority="99"/>
-    <w:lsdException w:name="table of authorities" w:uiPriority="99"/>
-    <w:lsdException w:name="macro" w:uiPriority="99" w:semiHidden="0" w:qFormat="1"/>
-    <w:lsdException w:name="toa heading" w:uiPriority="99"/>
-    <w:lsdException w:name="List" w:uiPriority="99" w:semiHidden="0" w:qFormat="1"/>
-    <w:lsdException w:name="List Bullet" w:uiPriority="99" w:semiHidden="0" w:qFormat="1"/>
-    <w:lsdException w:name="List Number" w:uiPriority="99" w:semiHidden="0" w:qFormat="1"/>
-    <w:lsdException w:name="List 2" w:uiPriority="99" w:semiHidden="0" w:qFormat="1"/>
-    <w:lsdException w:name="List 3" w:uiPriority="99" w:semiHidden="0" w:qFormat="1"/>
-    <w:lsdException w:name="List 4" w:uiPriority="99"/>
-    <w:lsdException w:name="List 5" w:uiPriority="99"/>
-    <w:lsdException w:name="List Bullet 2" w:uiPriority="99" w:semiHidden="0"/>
-    <w:lsdException w:name="List Bullet 3" w:uiPriority="99" w:semiHidden="0" w:qFormat="1"/>
-    <w:lsdException w:name="List Bullet 4" w:uiPriority="99"/>
-    <w:lsdException w:name="List Bullet 5" w:uiPriority="99"/>
-    <w:lsdException w:name="List Number 2" w:uiPriority="99" w:semiHidden="0"/>
-    <w:lsdException w:name="List Number 3" w:uiPriority="99" w:semiHidden="0"/>
-    <w:lsdException w:name="List Number 4" w:uiPriority="99"/>
-    <w:lsdException w:name="List Number 5" w:uiPriority="99"/>
-    <w:lsdException w:name="Title" w:uiPriority="10" w:semiHidden="0" w:unhideWhenUsed="0" w:qFormat="1"/>
-    <w:lsdException w:name="Closing" w:uiPriority="99"/>
-    <w:lsdException w:name="Signature" w:uiPriority="99"/>
-    <w:lsdException w:name="Default Paragraph Font" w:uiPriority="1"/>
-    <w:lsdException w:name="Body Text" w:uiPriority="99" w:semiHidden="0"/>
-    <w:lsdException w:name="Body Text Indent" w:uiPriority="99"/>
-    <w:lsdException w:name="List Continue" w:uiPriority="99" w:semiHidden="0" w:qFormat="1"/>
-    <w:lsdException w:name="List Continue 2" w:uiPriority="99" w:semiHidden="0" w:qFormat="1"/>
-    <w:lsdException w:name="List Continue 3" w:uiPriority="99" w:semiHidden="0" w:qFormat="1"/>
-    <w:lsdException w:name="List Continue 4" w:uiPriority="99"/>
-    <w:lsdException w:name="List Continue 5" w:uiPriority="99"/>
-    <w:lsdException w:name="Message Header" w:uiPriority="99"/>
-    <w:lsdException w:name="Subtitle" w:uiPriority="11" w:semiHidden="0" w:unhideWhenUsed="0" w:qFormat="1"/>
-    <w:lsdException w:name="Salutation" w:uiPriority="99"/>
-    <w:lsdException w:name="Date" w:uiPriority="99"/>
-    <w:lsdException w:name="Body Text First Indent" w:uiPriority="99"/>
-    <w:lsdException w:name="Body Text First Indent 2" w:uiPriority="99"/>
-    <w:lsdException w:name="Note Heading" w:uiPriority="99"/>
-    <w:lsdException w:name="Body Text 2" w:uiPriority="99" w:semiHidden="0" w:qFormat="1"/>
-    <w:lsdException w:name="Body Text 3" w:uiPriority="99" w:semiHidden="0" w:qFormat="1"/>
-    <w:lsdException w:name="Body Text Indent 2" w:uiPriority="99"/>
-    <w:lsdException w:name="Body Text Indent 3" w:uiPriority="99"/>
-    <w:lsdException w:name="Block Text" w:uiPriority="99"/>
-    <w:lsdException w:name="Hyperlink" w:uiPriority="99" w:semiHidden="0"/>
-    <w:lsdException w:name="FollowedHyperlink" w:uiPriority="99"/>
-    <w:lsdException w:name="Strong" w:uiPriority="22" w:semiHidden="0" w:unhideWhenUsed="0" w:qFormat="1"/>
-    <w:lsdException w:name="Emphasis" w:uiPriority="20" w:semiHidden="0" w:unhideWhenUsed="0" w:qFormat="1"/>
-    <w:lsdException w:name="Document Map" w:uiPriority="99"/>
-    <w:lsdException w:name="Plain Text" w:uiPriority="99"/>
-    <w:lsdException w:name="E-mail Signature" w:uiPriority="99"/>
-    <w:lsdException w:name="Normal (Web)" w:uiPriority="99"/>
-    <w:lsdException w:name="HTML Acronym" w:uiPriority="99"/>
-    <w:lsdException w:name="HTML Address" w:uiPriority="99"/>
-    <w:lsdException w:name="HTML Cite" w:uiPriority="99"/>
-    <w:lsdException w:name="HTML Code" w:uiPriority="99"/>
-    <w:lsdException w:name="HTML Definition" w:uiPriority="99"/>
-    <w:lsdException w:name="HTML Keyboard" w:uiPriority="99"/>
-    <w:lsdException w:name="HTML Preformatted" w:uiPriority="99"/>
-    <w:lsdException w:name="HTML Sample" w:uiPriority="99"/>
-    <w:lsdException w:name="HTML Typewriter" w:uiPriority="99"/>
-    <w:lsdException w:name="HTML Variable" w:uiPriority="99"/>
-    <w:lsdException w:name="Normal Table" w:uiPriority="99" w:qFormat="1"/>
-    <w:lsdException w:name="annotation subject" w:uiPriority="99"/>
-    <w:lsdException w:name="Table Simple 1" w:uiPriority="99"/>
-    <w:lsdException w:name="Table Simple 2" w:uiPriority="99"/>
-    <w:lsdException w:name="Table Simple 3" w:uiPriority="99"/>
-    <w:lsdException w:name="Table Classic 1" w:uiPriority="99"/>
-    <w:lsdException w:name="Table Classic 2" w:uiPriority="99"/>
-    <w:lsdException w:name="Table Classic 3" w:uiPriority="99"/>
-    <w:lsdException w:name="Table Classic 4" w:uiPriority="99"/>
-    <w:lsdException w:name="Table Colorful 1" w:uiPriority="99"/>
-    <w:lsdException w:name="Table Colorful 2" w:uiPriority="99"/>
-    <w:lsdException w:name="Table Colorful 3" w:uiPriority="99"/>
-    <w:lsdException w:name="Table Columns 1" w:uiPriority="99"/>
-    <w:lsdException w:name="Table Columns 2" w:uiPriority="99"/>
-    <w:lsdException w:name="Table Columns 3" w:uiPriority="99"/>
-    <w:lsdException w:name="Table Columns 4" w:uiPriority="99"/>
-    <w:lsdException w:name="Table Columns 5" w:uiPriority="99"/>
-    <w:lsdException w:name="Table Grid 1" w:uiPriority="99"/>
-    <w:lsdException w:name="Table Grid 2" w:uiPriority="99"/>
-    <w:lsdException w:name="Table Grid 3" w:uiPriority="99"/>
-    <w:lsdException w:name="Table Grid 4" w:uiPriority="99"/>
-    <w:lsdException w:name="Table Grid 5" w:uiPriority="99"/>
-    <w:lsdException w:name="Table Grid 6" w:uiPriority="99"/>
-    <w:lsdException w:name="Table Grid 7" w:uiPriority="99"/>
-    <w:lsdException w:name="Table Grid 8" w:uiPriority="99"/>
-    <w:lsdException w:name="Table List 1" w:uiPriority="99"/>
-    <w:lsdException w:name="Table List 2" w:uiPriority="99"/>
-    <w:lsdException w:name="Table List 3" w:uiPriority="99"/>
-    <w:lsdException w:name="Table List 4" w:uiPriority="99"/>
-    <w:lsdException w:name="Table List 5" w:uiPriority="99"/>
-    <w:lsdException w:name="Table List 6" w:uiPriority="99"/>
-    <w:lsdException w:name="Table List 7" w:uiPriority="99"/>
-    <w:lsdException w:name="Table List 8" w:uiPriority="99"/>
-    <w:lsdException w:name="Table 3D effects 1" w:uiPriority="99"/>
-    <w:lsdException w:name="Table 3D effects 2" w:uiPriority="99"/>
-    <w:lsdException w:name="Table 3D effects 3" w:uiPriority="99"/>
-    <w:lsdException w:name="Table Contemporary" w:uiPriority="99"/>
-    <w:lsdException w:name="Table Elegant" w:uiPriority="99"/>
-    <w:lsdException w:name="Table Professional" w:uiPriority="99"/>
-    <w:lsdException w:name="Table Subtle 1" w:uiPriority="99"/>
-    <w:lsdException w:name="Table Subtle 2" w:uiPriority="99"/>
-    <w:lsdException w:name="Table Web 1" w:uiPriority="99"/>
-    <w:lsdException w:name="Table Web 2" w:uiPriority="99"/>
-    <w:lsdException w:name="Table Web 3" w:uiPriority="99"/>
-    <w:lsdException w:name="Balloon Text" w:uiPriority="99"/>
-    <w:lsdException w:name="Table Grid" w:uiPriority="59" w:semiHidden="0" w:unhideWhenUsed="0"/>
-    <w:lsdException w:name="Table Theme" w:uiPriority="99"/>
-    <w:lsdException w:name="No Spacing" w:uiPriority="1" w:semiHidden="0" w:unhideWhenUsed="0" w:qFormat="1"/>
-    <w:lsdException w:name="Light Shading" w:uiPriority="60" w:semiHidden="0" w:unhideWhenUsed="0"/>
-    <w:lsdException w:name="Light List" w:uiPriority="61" w:semiHidden="0" w:unhideWhenUsed="0"/>
-    <w:lsdException w:name="Light Grid" w:uiPriority="62" w:semiHidden="0" w:unhideWhenUsed="0"/>
-    <w:lsdException w:name="Medium Shading 1" w:uiPriority="63" w:semiHidden="0" w:unhideWhenUsed="0"/>
-    <w:lsdException w:name="Medium Shading 2" w:uiPriority="64" w:semiHidden="0" w:unhideWhenUsed="0"/>
-    <w:lsdException w:name="Medium List 1" w:uiPriority="65" w:semiHidden="0" w:unhideWhenUsed="0"/>
-    <w:lsdException w:name="Medium List 2" w:uiPriority="66" w:semiHidden="0" w:unhideWhenUsed="0"/>
-    <w:lsdException w:name="Medium Grid 1" w:uiPriority="67" w:semiHidden="0" w:unhideWhenUsed="0"/>
-    <w:lsdException w:name="Medium Grid 2" w:uiPriority="68" w:semiHidden="0" w:unhideWhenUsed="0"/>
-    <w:lsdException w:name="Medium Grid 3" w:uiPriority="69" w:semiHidden="0" w:unhideWhenUsed="0"/>
-    <w:lsdException w:name="Dark List" w:uiPriority="70" w:semiHidden="0" w:unhideWhenUsed="0"/>
-    <w:lsdException w:name="Colorful Shading" w:uiPriority="71" w:semiHidden="0" w:unhideWhenUsed="0"/>
-    <w:lsdException w:name="Colorful List" w:uiPriority="72" w:semiHidden="0" w:unhideWhenUsed="0"/>
-    <w:lsdException w:name="Colorful Grid" w:uiPriority="73" w:semiHidden="0" w:unhideWhenUsed="0"/>
-    <w:lsdException w:name="Light Shading Accent 1" w:uiPriority="60" w:semiHidden="0" w:unhideWhenUsed="0"/>
-    <w:lsdException w:name="Light List Accent 1" w:uiPriority="61" w:semiHidden="0" w:unhideWhenUsed="0"/>
-    <w:lsdException w:name="Light Grid Accent 1" w:uiPriority="62" w:semiHidden="0" w:unhideWhenUsed="0"/>
-    <w:lsdException w:name="Medium Shading 1 Accent 1" w:uiPriority="63" w:semiHidden="0" w:unhideWhenUsed="0"/>
-    <w:lsdException w:name="Medium Shading 2 Accent 1" w:uiPriority="64" w:semiHidden="0" w:unhideWhenUsed="0"/>
-    <w:lsdException w:name="Medium List 1 Accent 1" w:uiPriority="65" w:semiHidden="0" w:unhideWhenUsed="0"/>
-    <w:lsdException w:name="List Paragraph" w:uiPriority="34" w:semiHidden="0" w:unhideWhenUsed="0" w:qFormat="1"/>
-    <w:lsdException w:name="Quote" w:uiPriority="29" w:semiHidden="0" w:unhideWhenUsed="0" w:qFormat="1"/>
-    <w:lsdException w:name="Intense Quote" w:uiPriority="30" w:semiHidden="0" w:unhideWhenUsed="0" w:qFormat="1"/>
-    <w:lsdException w:name="Medium List 2 Accent 1" w:uiPriority="66" w:semiHidden="0" w:unhideWhenUsed="0"/>
-    <w:lsdException w:name="Medium Grid 1 Accent 1" w:uiPriority="67" w:semiHidden="0" w:unhideWhenUsed="0"/>
-    <w:lsdException w:name="Medium Grid 2 Accent 1" w:uiPriority="68" w:semiHidden="0" w:unhideWhenUsed="0"/>
-    <w:lsdException w:name="Medium Grid 3 Accent 1" w:uiPriority="69" w:semiHidden="0" w:unhideWhenUsed="0"/>
-    <w:lsdException w:name="Dark List Accent 1" w:uiPriority="70" w:semiHidden="0" w:unhideWhenUsed="0"/>
-    <w:lsdException w:name="Colorful Shading Accent 1" w:uiPriority="71" w:semiHidden="0" w:unhideWhenUsed="0"/>
-    <w:lsdException w:name="Colorful List Accent 1" w:uiPriority="72" w:semiHidden="0" w:unhideWhenUsed="0"/>
-    <w:lsdException w:name="Colorful Grid Accent 1" w:uiPriority="73" w:semiHidden="0" w:unhideWhenUsed="0"/>
-    <w:lsdException w:name="Light Shading Accent 2" w:uiPriority="60" w:semiHidden="0" w:unhideWhenUsed="0" w:qFormat="1"/>
-    <w:lsdException w:name="Light List Accent 2" w:uiPriority="61" w:semiHidden="0" w:unhideWhenUsed="0"/>
-    <w:lsdException w:name="Light Grid Accent 2" w:uiPriority="62" w:semiHidden="0" w:unhideWhenUsed="0"/>
-    <w:lsdException w:name="Medium Shading 1 Accent 2" w:uiPriority="63" w:semiHidden="0" w:unhideWhenUsed="0"/>
-    <w:lsdException w:name="Medium Shading 2 Accent 2" w:uiPriority="64" w:semiHidden="0" w:unhideWhenUsed="0"/>
-    <w:lsdException w:name="Medium List 1 Accent 2" w:uiPriority="65" w:semiHidden="0" w:unhideWhenUsed="0"/>
-    <w:lsdException w:name="Medium List 2 Accent 2" w:uiPriority="66" w:semiHidden="0" w:unhideWhenUsed="0"/>
-    <w:lsdException w:name="Medium Grid 1 Accent 2" w:uiPriority="67" w:semiHidden="0" w:unhideWhenUsed="0"/>
-    <w:lsdException w:name="Medium Grid 2 Accent 2" w:uiPriority="68" w:semiHidden="0" w:unhideWhenUsed="0"/>
-    <w:lsdException w:name="Medium Grid 3 Accent 2" w:uiPriority="69" w:semiHidden="0" w:unhideWhenUsed="0"/>
-    <w:lsdException w:name="Dark List Accent 2" w:uiPriority="70" w:semiHidden="0" w:unhideWhenUsed="0"/>
-    <w:lsdException w:name="Colorful Shading Accent 2" w:uiPriority="71" w:semiHidden="0" w:unhideWhenUsed="0"/>
-    <w:lsdException w:name="Colorful List Accent 2" w:uiPriority="72" w:semiHidden="0" w:unhideWhenUsed="0"/>
-    <w:lsdException w:name="Colorful Grid Accent 2" w:uiPriority="73" w:semiHidden="0" w:unhideWhenUsed="0"/>
-    <w:lsdException w:name="Light Shading Accent 3" w:uiPriority="60" w:semiHidden="0" w:unhideWhenUsed="0"/>
-    <w:lsdException w:name="Light List Accent 3" w:uiPriority="61" w:semiHidden="0" w:unhideWhenUsed="0"/>
-    <w:lsdException w:name="Light Grid Accent 3" w:uiPriority="62" w:semiHidden="0" w:unhideWhenUsed="0"/>
-    <w:lsdException w:name="Medium Shading 1 Accent 3" w:uiPriority="63" w:semiHidden="0" w:unhideWhenUsed="0"/>
-    <w:lsdException w:name="Medium Shading 2 Accent 3" w:uiPriority="64" w:semiHidden="0" w:unhideWhenUsed="0"/>
-    <w:lsdException w:name="Medium List 1 Accent 3" w:uiPriority="65" w:semiHidden="0" w:unhideWhenUsed="0"/>
-    <w:lsdException w:name="Medium List 2 Accent 3" w:uiPriority="66" w:semiHidden="0" w:unhideWhenUsed="0"/>
-    <w:lsdException w:name="Medium Grid 1 Accent 3" w:uiPriority="67" w:semiHidden="0" w:unhideWhenUsed="0"/>
-    <w:lsdException w:name="Medium Grid 2 Accent 3" w:uiPriority="68" w:semiHidden="0" w:unhideWhenUsed="0"/>
-    <w:lsdException w:name="Medium Grid 3 Accent 3" w:uiPriority="69" w:semiHidden="0" w:unhideWhenUsed="0"/>
-    <w:lsdException w:name="Dark List Accent 3" w:uiPriority="70" w:semiHidden="0" w:unhideWhenUsed="0"/>
-    <w:lsdException w:name="Colorful Shading Accent 3" w:uiPriority="71" w:semiHidden="0" w:unhideWhenUsed="0"/>
-    <w:lsdException w:name="Colorful List Accent 3" w:uiPriority="72" w:semiHidden="0" w:unhideWhenUsed="0"/>
-    <w:lsdException w:name="Colorful Grid Accent 3" w:uiPriority="73" w:semiHidden="0" w:unhideWhenUsed="0"/>
-    <w:lsdException w:name="Light Shading Accent 4" w:uiPriority="60" w:semiHidden="0" w:unhideWhenUsed="0"/>
-    <w:lsdException w:name="Light List Accent 4" w:uiPriority="61" w:semiHidden="0" w:unhideWhenUsed="0"/>
-    <w:lsdException w:name="Light Grid Accent 4" w:uiPriority="62" w:semiHidden="0" w:unhideWhenUsed="0"/>
-    <w:lsdException w:name="Medium Shading 1 Accent 4" w:uiPriority="63" w:semiHidden="0" w:unhideWhenUsed="0"/>
-    <w:lsdException w:name="Medium Shading 2 Accent 4" w:uiPriority="64" w:semiHidden="0" w:unhideWhenUsed="0"/>
-    <w:lsdException w:name="Medium List 1 Accent 4" w:uiPriority="65" w:semiHidden="0" w:unhideWhenUsed="0"/>
-    <w:lsdException w:name="Medium List 2 Accent 4" w:uiPriority="66" w:semiHidden="0" w:unhideWhenUsed="0"/>
-    <w:lsdException w:name="Medium Grid 1 Accent 4" w:uiPriority="67" w:semiHidden="0" w:unhideWhenUsed="0"/>
-    <w:lsdException w:name="Medium Grid 2 Accent 4" w:uiPriority="68" w:semiHidden="0" w:unhideWhenUsed="0"/>
-    <w:lsdException w:name="Medium Grid 3 Accent 4" w:uiPriority="69" w:semiHidden="0" w:unhideWhenUsed="0"/>
-    <w:lsdException w:name="Dark List Accent 4" w:uiPriority="70" w:semiHidden="0" w:unhideWhenUsed="0"/>
-    <w:lsdException w:name="Colorful Shading Accent 4" w:uiPriority="71" w:semiHidden="0" w:unhideWhenUsed="0"/>
-    <w:lsdException w:name="Colorful List Accent 4" w:uiPriority="72" w:semiHidden="0" w:unhideWhenUsed="0"/>
-    <w:lsdException w:name="Colorful Grid Accent 4" w:uiPriority="73" w:semiHidden="0" w:unhideWhenUsed="0"/>
-    <w:lsdException w:name="Light Shading Accent 5" w:uiPriority="60" w:semiHidden="0" w:unhideWhenUsed="0"/>
-    <w:lsdException w:name="Light List Accent 5" w:uiPriority="61" w:semiHidden="0" w:unhideWhenUsed="0"/>
-    <w:lsdException w:name="Light Grid Accent 5" w:uiPriority="62" w:semiHidden="0" w:unhideWhenUsed="0"/>
-    <w:lsdException w:name="Medium Shading 1 Accent 5" w:uiPriority="63" w:semiHidden="0" w:unhideWhenUsed="0"/>
-    <w:lsdException w:name="Medium Shading 2 Accent 5" w:uiPriority="64" w:semiHidden="0" w:unhideWhenUsed="0"/>
-    <w:lsdException w:name="Medium List 1 Accent 5" w:uiPriority="65" w:semiHidden="0" w:unhideWhenUsed="0"/>
-    <w:lsdException w:name="Medium List 2 Accent 5" w:uiPriority="66" w:semiHidden="0" w:unhideWhenUsed="0"/>
-    <w:lsdException w:name="Medium Grid 1 Accent 5" w:uiPriority="67" w:semiHidden="0" w:unhideWhenUsed="0"/>
-    <w:lsdException w:name="Medium Grid 2 Accent 5" w:uiPriority="68" w:semiHidden="0" w:unhideWhenUsed="0"/>
-    <w:lsdException w:name="Medium Grid 3 Accent 5" w:uiPriority="69" w:semiHidden="0" w:unhideWhenUsed="0"/>
-    <w:lsdException w:name="Dark List Accent 5" w:uiPriority="70" w:semiHidden="0" w:unhideWhenUsed="0"/>
-    <w:lsdException w:name="Colorful Shading Accent 5" w:uiPriority="71" w:semiHidden="0" w:unhideWhenUsed="0"/>
-    <w:lsdException w:name="Colorful List Accent 5" w:uiPriority="72" w:semiHidden="0" w:unhideWhenUsed="0" w:qFormat="1"/>
-    <w:lsdException w:name="Colorful Grid Accent 5" w:uiPriority="73" w:semiHidden="0" w:unhideWhenUsed="0"/>
-    <w:lsdException w:name="Light Shading Accent 6" w:uiPriority="60" w:semiHidden="0" w:unhideWhenUsed="0"/>
-    <w:lsdException w:name="Light List Accent 6" w:uiPriority="61" w:semiHidden="0" w:unhideWhenUsed="0"/>
-    <w:lsdException w:name="Light Grid Accent 6" w:uiPriority="62" w:semiHidden="0" w:unhideWhenUsed="0"/>
-    <w:lsdException w:name="Medium Shading 1 Accent 6" w:uiPriority="63" w:semiHidden="0" w:unhideWhenUsed="0"/>
-    <w:lsdException w:name="Medium Shading 2 Accent 6" w:uiPriority="64" w:semiHidden="0" w:unhideWhenUsed="0"/>
-    <w:lsdException w:name="Medium List 1 Accent 6" w:uiPriority="65" w:semiHidden="0" w:unhideWhenUsed="0"/>
-    <w:lsdException w:name="Medium List 2 Accent 6" w:uiPriority="66" w:semiHidden="0" w:unhideWhenUsed="0"/>
-    <w:lsdException w:name="Medium Grid 1 Accent 6" w:uiPriority="67" w:semiHidden="0" w:unhideWhenUsed="0"/>
-    <w:lsdException w:name="Medium Grid 2 Accent 6" w:uiPriority="68" w:semiHidden="0" w:unhideWhenUsed="0"/>
-    <w:lsdException w:name="Medium Grid 3 Accent 6" w:uiPriority="69" w:semiHidden="0" w:unhideWhenUsed="0"/>
-    <w:lsdException w:name="Dark List Accent 6" w:uiPriority="70" w:semiHidden="0" w:unhideWhenUsed="0"/>
-    <w:lsdException w:name="Colorful Shading Accent 6" w:uiPriority="71" w:semiHidden="0" w:unhideWhenUsed="0"/>
-    <w:lsdException w:name="Colorful List Accent 6" w:uiPriority="72" w:semiHidden="0" w:unhideWhenUsed="0"/>
-    <w:lsdException w:name="Colorful Grid Accent 6" w:uiPriority="73" w:semiHidden="0" w:unhideWhenUsed="0"/>
+  <w:latentStyles w:count="260" w:defQFormat="0" w:defUnhideWhenUsed="1" w:defSemiHidden="1" w:defUIPriority="99" w:defLockedState="0">
+    <w:lsdException w:qFormat="1" w:unhideWhenUsed="0" w:uiPriority="0" w:semiHidden="0" w:name="Normal"/>
+    <w:lsdException w:qFormat="1" w:unhideWhenUsed="0" w:uiPriority="9" w:semiHidden="0" w:name="heading 1"/>
+    <w:lsdException w:qFormat="1" w:uiPriority="9" w:semiHidden="0" w:name="heading 2"/>
+    <w:lsdException w:qFormat="1" w:uiPriority="9" w:semiHidden="0" w:name="heading 3"/>
+    <w:lsdException w:qFormat="1" w:uiPriority="9" w:name="heading 4"/>
+    <w:lsdException w:qFormat="1" w:uiPriority="9" w:name="heading 5"/>
+    <w:lsdException w:qFormat="1" w:uiPriority="9" w:name="heading 6"/>
+    <w:lsdException w:qFormat="1" w:uiPriority="9" w:name="heading 7"/>
+    <w:lsdException w:qFormat="1" w:uiPriority="9" w:name="heading 8"/>
+    <w:lsdException w:qFormat="1" w:uiPriority="9" w:name="heading 9"/>
+    <w:lsdException w:uiPriority="99" w:name="index 1"/>
+    <w:lsdException w:uiPriority="99" w:name="index 2"/>
+    <w:lsdException w:uiPriority="99" w:name="index 3"/>
+    <w:lsdException w:uiPriority="99" w:name="index 4"/>
+    <w:lsdException w:uiPriority="99" w:name="index 5"/>
+    <w:lsdException w:uiPriority="99" w:name="index 6"/>
+    <w:lsdException w:uiPriority="99" w:name="index 7"/>
+    <w:lsdException w:uiPriority="99" w:name="index 8"/>
+    <w:lsdException w:uiPriority="99" w:name="index 9"/>
+    <w:lsdException w:uiPriority="39" w:name="toc 1"/>
+    <w:lsdException w:uiPriority="39" w:name="toc 2"/>
+    <w:lsdException w:uiPriority="39" w:name="toc 3"/>
+    <w:lsdException w:uiPriority="39" w:name="toc 4"/>
+    <w:lsdException w:uiPriority="39" w:name="toc 5"/>
+    <w:lsdException w:uiPriority="39" w:name="toc 6"/>
+    <w:lsdException w:uiPriority="39" w:name="toc 7"/>
+    <w:lsdException w:uiPriority="39" w:name="toc 8"/>
+    <w:lsdException w:uiPriority="39" w:name="toc 9"/>
+    <w:lsdException w:uiPriority="99" w:name="Normal Indent"/>
+    <w:lsdException w:uiPriority="99" w:name="footnote text"/>
+    <w:lsdException w:uiPriority="99" w:name="annotation text"/>
+    <w:lsdException w:qFormat="1" w:uiPriority="99" w:semiHidden="0" w:name="header"/>
+    <w:lsdException w:qFormat="1" w:uiPriority="99" w:semiHidden="0" w:name="footer"/>
+    <w:lsdException w:uiPriority="99" w:name="index heading"/>
+    <w:lsdException w:qFormat="1" w:uiPriority="35" w:name="caption"/>
+    <w:lsdException w:uiPriority="99" w:name="table of figures"/>
+    <w:lsdException w:uiPriority="99" w:name="envelope address"/>
+    <w:lsdException w:uiPriority="99" w:name="envelope return"/>
+    <w:lsdException w:uiPriority="99" w:name="footnote reference"/>
+    <w:lsdException w:uiPriority="99" w:name="annotation reference"/>
+    <w:lsdException w:uiPriority="99" w:name="line number"/>
+    <w:lsdException w:uiPriority="99" w:name="page number"/>
+    <w:lsdException w:uiPriority="99" w:name="endnote reference"/>
+    <w:lsdException w:uiPriority="99" w:name="endnote text"/>
+    <w:lsdException w:uiPriority="99" w:name="table of authorities"/>
+    <w:lsdException w:qFormat="1" w:uiPriority="99" w:semiHidden="0" w:name="macro"/>
+    <w:lsdException w:uiPriority="99" w:name="toa heading"/>
+    <w:lsdException w:qFormat="1" w:uiPriority="99" w:semiHidden="0" w:name="List"/>
+    <w:lsdException w:qFormat="1" w:uiPriority="99" w:semiHidden="0" w:name="List Bullet"/>
+    <w:lsdException w:qFormat="1" w:uiPriority="99" w:semiHidden="0" w:name="List Number"/>
+    <w:lsdException w:qFormat="1" w:uiPriority="99" w:semiHidden="0" w:name="List 2"/>
+    <w:lsdException w:qFormat="1" w:uiPriority="99" w:semiHidden="0" w:name="List 3"/>
+    <w:lsdException w:uiPriority="99" w:name="List 4"/>
+    <w:lsdException w:uiPriority="99" w:name="List 5"/>
+    <w:lsdException w:uiPriority="99" w:semiHidden="0" w:name="List Bullet 2"/>
+    <w:lsdException w:qFormat="1" w:uiPriority="99" w:semiHidden="0" w:name="List Bullet 3"/>
+    <w:lsdException w:uiPriority="99" w:name="List Bullet 4"/>
+    <w:lsdException w:uiPriority="99" w:name="List Bullet 5"/>
+    <w:lsdException w:uiPriority="99" w:semiHidden="0" w:name="List Number 2"/>
+    <w:lsdException w:uiPriority="99" w:semiHidden="0" w:name="List Number 3"/>
+    <w:lsdException w:uiPriority="99" w:name="List Number 4"/>
+    <w:lsdException w:uiPriority="99" w:name="List Number 5"/>
+    <w:lsdException w:qFormat="1" w:unhideWhenUsed="0" w:uiPriority="10" w:semiHidden="0" w:name="Title"/>
+    <w:lsdException w:uiPriority="99" w:name="Closing"/>
+    <w:lsdException w:uiPriority="99" w:name="Signature"/>
+    <w:lsdException w:uiPriority="1" w:name="Default Paragraph Font"/>
+    <w:lsdException w:uiPriority="99" w:semiHidden="0" w:name="Body Text"/>
+    <w:lsdException w:uiPriority="99" w:name="Body Text Indent"/>
+    <w:lsdException w:qFormat="1" w:uiPriority="99" w:semiHidden="0" w:name="List Continue"/>
+    <w:lsdException w:qFormat="1" w:uiPriority="99" w:semiHidden="0" w:name="List Continue 2"/>
+    <w:lsdException w:qFormat="1" w:uiPriority="99" w:semiHidden="0" w:name="List Continue 3"/>
+    <w:lsdException w:uiPriority="99" w:name="List Continue 4"/>
+    <w:lsdException w:uiPriority="99" w:name="List Continue 5"/>
+    <w:lsdException w:uiPriority="99" w:name="Message Header"/>
+    <w:lsdException w:qFormat="1" w:unhideWhenUsed="0" w:uiPriority="11" w:semiHidden="0" w:name="Subtitle"/>
+    <w:lsdException w:uiPriority="99" w:name="Salutation"/>
+    <w:lsdException w:uiPriority="99" w:name="Date"/>
+    <w:lsdException w:uiPriority="99" w:name="Body Text First Indent"/>
+    <w:lsdException w:uiPriority="99" w:name="Body Text First Indent 2"/>
+    <w:lsdException w:uiPriority="99" w:name="Note Heading"/>
+    <w:lsdException w:qFormat="1" w:uiPriority="99" w:semiHidden="0" w:name="Body Text 2"/>
+    <w:lsdException w:qFormat="1" w:uiPriority="99" w:semiHidden="0" w:name="Body Text 3"/>
+    <w:lsdException w:uiPriority="99" w:name="Body Text Indent 2"/>
+    <w:lsdException w:uiPriority="99" w:name="Body Text Indent 3"/>
+    <w:lsdException w:uiPriority="99" w:name="Block Text"/>
+    <w:lsdException w:uiPriority="99" w:semiHidden="0" w:name="Hyperlink"/>
+    <w:lsdException w:uiPriority="99" w:name="FollowedHyperlink"/>
+    <w:lsdException w:qFormat="1" w:unhideWhenUsed="0" w:uiPriority="22" w:semiHidden="0" w:name="Strong"/>
+    <w:lsdException w:qFormat="1" w:unhideWhenUsed="0" w:uiPriority="20" w:semiHidden="0" w:name="Emphasis"/>
+    <w:lsdException w:uiPriority="99" w:name="Document Map"/>
+    <w:lsdException w:uiPriority="99" w:name="Plain Text"/>
+    <w:lsdException w:uiPriority="99" w:name="E-mail Signature"/>
+    <w:lsdException w:uiPriority="99" w:name="Normal (Web)"/>
+    <w:lsdException w:uiPriority="99" w:name="HTML Acronym"/>
+    <w:lsdException w:uiPriority="99" w:name="HTML Address"/>
+    <w:lsdException w:uiPriority="99" w:name="HTML Cite"/>
+    <w:lsdException w:uiPriority="99" w:name="HTML Code"/>
+    <w:lsdException w:uiPriority="99" w:name="HTML Definition"/>
+    <w:lsdException w:uiPriority="99" w:name="HTML Keyboard"/>
+    <w:lsdException w:uiPriority="99" w:name="HTML Preformatted"/>
+    <w:lsdException w:uiPriority="99" w:name="HTML Sample"/>
+    <w:lsdException w:uiPriority="99" w:name="HTML Typewriter"/>
+    <w:lsdException w:uiPriority="99" w:name="HTML Variable"/>
+    <w:lsdException w:qFormat="1" w:uiPriority="99" w:name="Normal Table"/>
+    <w:lsdException w:uiPriority="99" w:name="annotation subject"/>
+    <w:lsdException w:uiPriority="99" w:name="Table Simple 1"/>
+    <w:lsdException w:uiPriority="99" w:name="Table Simple 2"/>
+    <w:lsdException w:uiPriority="99" w:name="Table Simple 3"/>
+    <w:lsdException w:uiPriority="99" w:name="Table Classic 1"/>
+    <w:lsdException w:uiPriority="99" w:name="Table Classic 2"/>
+    <w:lsdException w:uiPriority="99" w:name="Table Classic 3"/>
+    <w:lsdException w:uiPriority="99" w:name="Table Classic 4"/>
+    <w:lsdException w:uiPriority="99" w:name="Table Colorful 1"/>
+    <w:lsdException w:uiPriority="99" w:name="Table Colorful 2"/>
+    <w:lsdException w:uiPriority="99" w:name="Table Colorful 3"/>
+    <w:lsdException w:uiPriority="99" w:name="Table Columns 1"/>
+    <w:lsdException w:uiPriority="99" w:name="Table Columns 2"/>
+    <w:lsdException w:uiPriority="99" w:name="Table Columns 3"/>
+    <w:lsdException w:uiPriority="99" w:name="Table Columns 4"/>
+    <w:lsdException w:uiPriority="99" w:name="Table Columns 5"/>
+    <w:lsdException w:uiPriority="99" w:name="Table Grid 1"/>
+    <w:lsdException w:uiPriority="99" w:name="Table Grid 2"/>
+    <w:lsdException w:uiPriority="99" w:name="Table Grid 3"/>
+    <w:lsdException w:uiPriority="99" w:name="Table Grid 4"/>
+    <w:lsdException w:uiPriority="99" w:name="Table Grid 5"/>
+    <w:lsdException w:uiPriority="99" w:name="Table Grid 6"/>
+    <w:lsdException w:uiPriority="99" w:name="Table Grid 7"/>
+    <w:lsdException w:uiPriority="99" w:name="Table Grid 8"/>
+    <w:lsdException w:uiPriority="99" w:name="Table List 1"/>
+    <w:lsdException w:uiPriority="99" w:name="Table List 2"/>
+    <w:lsdException w:uiPriority="99" w:name="Table List 3"/>
+    <w:lsdException w:uiPriority="99" w:name="Table List 4"/>
+    <w:lsdException w:uiPriority="99" w:name="Table List 5"/>
+    <w:lsdException w:uiPriority="99" w:name="Table List 6"/>
+    <w:lsdException w:uiPriority="99" w:name="Table List 7"/>
+    <w:lsdException w:uiPriority="99" w:name="Table List 8"/>
+    <w:lsdException w:uiPriority="99" w:name="Table 3D effects 1"/>
+    <w:lsdException w:uiPriority="99" w:name="Table 3D effects 2"/>
+    <w:lsdException w:uiPriority="99" w:name="Table 3D effects 3"/>
+    <w:lsdException w:uiPriority="99" w:name="Table Contemporary"/>
+    <w:lsdException w:uiPriority="99" w:name="Table Elegant"/>
+    <w:lsdException w:uiPriority="99" w:name="Table Professional"/>
+    <w:lsdException w:uiPriority="99" w:name="Table Subtle 1"/>
+    <w:lsdException w:uiPriority="99" w:name="Table Subtle 2"/>
+    <w:lsdException w:uiPriority="99" w:name="Table Web 1"/>
+    <w:lsdException w:uiPriority="99" w:name="Table Web 2"/>
+    <w:lsdException w:uiPriority="99" w:name="Table Web 3"/>
+    <w:lsdException w:uiPriority="99" w:name="Balloon Text"/>
+    <w:lsdException w:unhideWhenUsed="0" w:uiPriority="59" w:semiHidden="0" w:name="Table Grid"/>
+    <w:lsdException w:uiPriority="99" w:name="Table Theme"/>
+    <w:lsdException w:qFormat="1" w:unhideWhenUsed="0" w:uiPriority="1" w:semiHidden="0" w:name="No Spacing"/>
+    <w:lsdException w:unhideWhenUsed="0" w:uiPriority="60" w:semiHidden="0" w:name="Light Shading"/>
+    <w:lsdException w:unhideWhenUsed="0" w:uiPriority="61" w:semiHidden="0" w:name="Light List"/>
+    <w:lsdException w:unhideWhenUsed="0" w:uiPriority="62" w:semiHidden="0" w:name="Light Grid"/>
+    <w:lsdException w:unhideWhenUsed="0" w:uiPriority="63" w:semiHidden="0" w:name="Medium Shading 1"/>
+    <w:lsdException w:unhideWhenUsed="0" w:uiPriority="64" w:semiHidden="0" w:name="Medium Shading 2"/>
+    <w:lsdException w:unhideWhenUsed="0" w:uiPriority="65" w:semiHidden="0" w:name="Medium List 1"/>
+    <w:lsdException w:unhideWhenUsed="0" w:uiPriority="66" w:semiHidden="0" w:name="Medium List 2"/>
+    <w:lsdException w:unhideWhenUsed="0" w:uiPriority="67" w:semiHidden="0" w:name="Medium Grid 1"/>
+    <w:lsdException w:unhideWhenUsed="0" w:uiPriority="68" w:semiHidden="0" w:name="Medium Grid 2"/>
+    <w:lsdException w:unhideWhenUsed="0" w:uiPriority="69" w:semiHidden="0" w:name="Medium Grid 3"/>
+    <w:lsdException w:unhideWhenUsed="0" w:uiPriority="70" w:semiHidden="0" w:name="Dark List"/>
+    <w:lsdException w:unhideWhenUsed="0" w:uiPriority="71" w:semiHidden="0" w:name="Colorful Shading"/>
+    <w:lsdException w:unhideWhenUsed="0" w:uiPriority="72" w:semiHidden="0" w:name="Colorful List"/>
+    <w:lsdException w:unhideWhenUsed="0" w:uiPriority="73" w:semiHidden="0" w:name="Colorful Grid"/>
+    <w:lsdException w:unhideWhenUsed="0" w:uiPriority="60" w:semiHidden="0" w:name="Light Shading Accent 1"/>
+    <w:lsdException w:unhideWhenUsed="0" w:uiPriority="61" w:semiHidden="0" w:name="Light List Accent 1"/>
+    <w:lsdException w:unhideWhenUsed="0" w:uiPriority="62" w:semiHidden="0" w:name="Light Grid Accent 1"/>
+    <w:lsdException w:unhideWhenUsed="0" w:uiPriority="63" w:semiHidden="0" w:name="Medium Shading 1 Accent 1"/>
+    <w:lsdException w:unhideWhenUsed="0" w:uiPriority="64" w:semiHidden="0" w:name="Medium Shading 2 Accent 1"/>
+    <w:lsdException w:unhideWhenUsed="0" w:uiPriority="65" w:semiHidden="0" w:name="Medium List 1 Accent 1"/>
+    <w:lsdException w:qFormat="1" w:unhideWhenUsed="0" w:uiPriority="34" w:semiHidden="0" w:name="List Paragraph"/>
+    <w:lsdException w:qFormat="1" w:unhideWhenUsed="0" w:uiPriority="29" w:semiHidden="0" w:name="Quote"/>
+    <w:lsdException w:qFormat="1" w:unhideWhenUsed="0" w:uiPriority="30" w:semiHidden="0" w:name="Intense Quote"/>
+    <w:lsdException w:unhideWhenUsed="0" w:uiPriority="66" w:semiHidden="0" w:name="Medium List 2 Accent 1"/>
+    <w:lsdException w:unhideWhenUsed="0" w:uiPriority="67" w:semiHidden="0" w:name="Medium Grid 1 Accent 1"/>
+    <w:lsdException w:unhideWhenUsed="0" w:uiPriority="68" w:semiHidden="0" w:name="Medium Grid 2 Accent 1"/>
+    <w:lsdException w:unhideWhenUsed="0" w:uiPriority="69" w:semiHidden="0" w:name="Medium Grid 3 Accent 1"/>
+    <w:lsdException w:unhideWhenUsed="0" w:uiPriority="70" w:semiHidden="0" w:name="Dark List Accent 1"/>
+    <w:lsdException w:unhideWhenUsed="0" w:uiPriority="71" w:semiHidden="0" w:name="Colorful Shading Accent 1"/>
+    <w:lsdException w:unhideWhenUsed="0" w:uiPriority="72" w:semiHidden="0" w:name="Colorful List Accent 1"/>
+    <w:lsdException w:unhideWhenUsed="0" w:uiPriority="73" w:semiHidden="0" w:name="Colorful Grid Accent 1"/>
+    <w:lsdException w:qFormat="1" w:unhideWhenUsed="0" w:uiPriority="60" w:semiHidden="0" w:name="Light Shading Accent 2"/>
+    <w:lsdException w:unhideWhenUsed="0" w:uiPriority="61" w:semiHidden="0" w:name="Light List Accent 2"/>
+    <w:lsdException w:unhideWhenUsed="0" w:uiPriority="62" w:semiHidden="0" w:name="Light Grid Accent 2"/>
+    <w:lsdException w:unhideWhenUsed="0" w:uiPriority="63" w:semiHidden="0" w:name="Medium Shading 1 Accent 2"/>
+    <w:lsdException w:unhideWhenUsed="0" w:uiPriority="64" w:semiHidden="0" w:name="Medium Shading 2 Accent 2"/>
+    <w:lsdException w:unhideWhenUsed="0" w:uiPriority="65" w:semiHidden="0" w:name="Medium List 1 Accent 2"/>
+    <w:lsdException w:unhideWhenUsed="0" w:uiPriority="66" w:semiHidden="0" w:name="Medium List 2 Accent 2"/>
+    <w:lsdException w:unhideWhenUsed="0" w:uiPriority="67" w:semiHidden="0" w:name="Medium Grid 1 Accent 2"/>
+    <w:lsdException w:unhideWhenUsed="0" w:uiPriority="68" w:semiHidden="0" w:name="Medium Grid 2 Accent 2"/>
+    <w:lsdException w:unhideWhenUsed="0" w:uiPriority="69" w:semiHidden="0" w:name="Medium Grid 3 Accent 2"/>
+    <w:lsdException w:unhideWhenUsed="0" w:uiPriority="70" w:semiHidden="0" w:name="Dark List Accent 2"/>
+    <w:lsdException w:unhideWhenUsed="0" w:uiPriority="71" w:semiHidden="0" w:name="Colorful Shading Accent 2"/>
+    <w:lsdException w:unhideWhenUsed="0" w:uiPriority="72" w:semiHidden="0" w:name="Colorful List Accent 2"/>
+    <w:lsdException w:unhideWhenUsed="0" w:uiPriority="73" w:semiHidden="0" w:name="Colorful Grid Accent 2"/>
+    <w:lsdException w:unhideWhenUsed="0" w:uiPriority="60" w:semiHidden="0" w:name="Light Shading Accent 3"/>
+    <w:lsdException w:unhideWhenUsed="0" w:uiPriority="61" w:semiHidden="0" w:name="Light List Accent 3"/>
+    <w:lsdException w:unhideWhenUsed="0" w:uiPriority="62" w:semiHidden="0" w:name="Light Grid Accent 3"/>
+    <w:lsdException w:unhideWhenUsed="0" w:uiPriority="63" w:semiHidden="0" w:name="Medium Shading 1 Accent 3"/>
+    <w:lsdException w:unhideWhenUsed="0" w:uiPriority="64" w:semiHidden="0" w:name="Medium Shading 2 Accent 3"/>
+    <w:lsdException w:unhideWhenUsed="0" w:uiPriority="65" w:semiHidden="0" w:name="Medium List 1 Accent 3"/>
+    <w:lsdException w:unhideWhenUsed="0" w:uiPriority="66" w:semiHidden="0" w:name="Medium List 2 Accent 3"/>
+    <w:lsdException w:unhideWhenUsed="0" w:uiPriority="67" w:semiHidden="0" w:name="Medium Grid 1 Accent 3"/>
+    <w:lsdException w:unhideWhenUsed="0" w:uiPriority="68" w:semiHidden="0" w:name="Medium Grid 2 Accent 3"/>
+    <w:lsdException w:unhideWhenUsed="0" w:uiPriority="69" w:semiHidden="0" w:name="Medium Grid 3 Accent 3"/>
+    <w:lsdException w:unhideWhenUsed="0" w:uiPriority="70" w:semiHidden="0" w:name="Dark List Accent 3"/>
+    <w:lsdException w:unhideWhenUsed="0" w:uiPriority="71" w:semiHidden="0" w:name="Colorful Shading Accent 3"/>
+    <w:lsdException w:unhideWhenUsed="0" w:uiPriority="72" w:semiHidden="0" w:name="Colorful List Accent 3"/>
+    <w:lsdException w:unhideWhenUsed="0" w:uiPriority="73" w:semiHidden="0" w:name="Colorful Grid Accent 3"/>
+    <w:lsdException w:unhideWhenUsed="0" w:uiPriority="60" w:semiHidden="0" w:name="Light Shading Accent 4"/>
+    <w:lsdException w:unhideWhenUsed="0" w:uiPriority="61" w:semiHidden="0" w:name="Light List Accent 4"/>
+    <w:lsdException w:unhideWhenUsed="0" w:uiPriority="62" w:semiHidden="0" w:name="Light Grid Accent 4"/>
+    <w:lsdException w:unhideWhenUsed="0" w:uiPriority="63" w:semiHidden="0" w:name="Medium Shading 1 Accent 4"/>
+    <w:lsdException w:unhideWhenUsed="0" w:uiPriority="64" w:semiHidden="0" w:name="Medium Shading 2 Accent 4"/>
+    <w:lsdException w:unhideWhenUsed="0" w:uiPriority="65" w:semiHidden="0" w:name="Medium List 1 Accent 4"/>
+    <w:lsdException w:unhideWhenUsed="0" w:uiPriority="66" w:semiHidden="0" w:name="Medium List 2 Accent 4"/>
+    <w:lsdException w:unhideWhenUsed="0" w:uiPriority="67" w:semiHidden="0" w:name="Medium Grid 1 Accent 4"/>
+    <w:lsdException w:unhideWhenUsed="0" w:uiPriority="68" w:semiHidden="0" w:name="Medium Grid 2 Accent 4"/>
+    <w:lsdException w:unhideWhenUsed="0" w:uiPriority="69" w:semiHidden="0" w:name="Medium Grid 3 Accent 4"/>
+    <w:lsdException w:unhideWhenUsed="0" w:uiPriority="70" w:semiHidden="0" w:name="Dark List Accent 4"/>
+    <w:lsdException w:unhideWhenUsed="0" w:uiPriority="71" w:semiHidden="0" w:name="Colorful Shading Accent 4"/>
+    <w:lsdException w:unhideWhenUsed="0" w:uiPriority="72" w:semiHidden="0" w:name="Colorful List Accent 4"/>
+    <w:lsdException w:unhideWhenUsed="0" w:uiPriority="73" w:semiHidden="0" w:name="Colorful Grid Accent 4"/>
+    <w:lsdException w:unhideWhenUsed="0" w:uiPriority="60" w:semiHidden="0" w:name="Light Shading Accent 5"/>
+    <w:lsdException w:unhideWhenUsed="0" w:uiPriority="61" w:semiHidden="0" w:name="Light List Accent 5"/>
+    <w:lsdException w:unhideWhenUsed="0" w:uiPriority="62" w:semiHidden="0" w:name="Light Grid Accent 5"/>
+    <w:lsdException w:unhideWhenUsed="0" w:uiPriority="63" w:semiHidden="0" w:name="Medium Shading 1 Accent 5"/>
+    <w:lsdException w:unhideWhenUsed="0" w:uiPriority="64" w:semiHidden="0" w:name="Medium Shading 2 Accent 5"/>
+    <w:lsdException w:unhideWhenUsed="0" w:uiPriority="65" w:semiHidden="0" w:name="Medium List 1 Accent 5"/>
+    <w:lsdException w:unhideWhenUsed="0" w:uiPriority="66" w:semiHidden="0" w:name="Medium List 2 Accent 5"/>
+    <w:lsdException w:unhideWhenUsed="0" w:uiPriority="67" w:semiHidden="0" w:name="Medium Grid 1 Accent 5"/>
+    <w:lsdException w:unhideWhenUsed="0" w:uiPriority="68" w:semiHidden="0" w:name="Medium Grid 2 Accent 5"/>
+    <w:lsdException w:unhideWhenUsed="0" w:uiPriority="69" w:semiHidden="0" w:name="Medium Grid 3 Accent 5"/>
+    <w:lsdException w:unhideWhenUsed="0" w:uiPriority="70" w:semiHidden="0" w:name="Dark List Accent 5"/>
+    <w:lsdException w:unhideWhenUsed="0" w:uiPriority="71" w:semiHidden="0" w:name="Colorful Shading Accent 5"/>
+    <w:lsdException w:qFormat="1" w:unhideWhenUsed="0" w:uiPriority="72" w:semiHidden="0" w:name="Colorful List Accent 5"/>
+    <w:lsdException w:unhideWhenUsed="0" w:uiPriority="73" w:semiHidden="0" w:name="Colorful Grid Accent 5"/>
+    <w:lsdException w:unhideWhenUsed="0" w:uiPriority="60" w:semiHidden="0" w:name="Light Shading Accent 6"/>
+    <w:lsdException w:unhideWhenUsed="0" w:uiPriority="61" w:semiHidden="0" w:name="Light List Accent 6"/>
+    <w:lsdException w:unhideWhenUsed="0" w:uiPriority="62" w:semiHidden="0" w:name="Light Grid Accent 6"/>
+    <w:lsdException w:unhideWhenUsed="0" w:uiPriority="63" w:semiHidden="0" w:name="Medium Shading 1 Accent 6"/>
+    <w:lsdException w:unhideWhenUsed="0" w:uiPriority="64" w:semiHidden="0" w:name="Medium Shading 2 Accent 6"/>
+    <w:lsdException w:unhideWhenUsed="0" w:uiPriority="65" w:semiHidden="0" w:name="Medium List 1 Accent 6"/>
+    <w:lsdException w:unhideWhenUsed="0" w:uiPriority="66" w:semiHidden="0" w:name="Medium List 2 Accent 6"/>
+    <w:lsdException w:unhideWhenUsed="0" w:uiPriority="67" w:semiHidden="0" w:name="Medium Grid 1 Accent 6"/>
+    <w:lsdException w:unhideWhenUsed="0" w:uiPriority="68" w:semiHidden="0" w:name="Medium Grid 2 Accent 6"/>
+    <w:lsdException w:unhideWhenUsed="0" w:uiPriority="69" w:semiHidden="0" w:name="Medium Grid 3 Accent 6"/>
+    <w:lsdException w:unhideWhenUsed="0" w:uiPriority="70" w:semiHidden="0" w:name="Dark List Accent 6"/>
+    <w:lsdException w:unhideWhenUsed="0" w:uiPriority="71" w:semiHidden="0" w:name="Colorful Shading Accent 6"/>
+    <w:lsdException w:unhideWhenUsed="0" w:uiPriority="72" w:semiHidden="0" w:name="Colorful List Accent 6"/>
+    <w:lsdException w:unhideWhenUsed="0" w:uiPriority="73" w:semiHidden="0" w:name="Colorful Grid Accent 6"/>
   </w:latentStyles>
-  <w:style w:type="paragraph" w:styleId="1" w:default="1">
+  <w:style w:type="paragraph" w:default="1" w:styleId="1">
     <w:name w:val="Normal"/>
     <w:qFormat/>
     <w:uiPriority w:val="0"/>
@@ -2498,13 +2494,13 @@
       </w14:textFill>
     </w:rPr>
   </w:style>
-  <w:style w:type="character" w:styleId="11" w:default="1">
+  <w:style w:type="character" w:default="1" w:styleId="11">
     <w:name w:val="Default Paragraph Font"/>
     <w:semiHidden/>
     <w:unhideWhenUsed/>
     <w:uiPriority w:val="1"/>
   </w:style>
-  <w:style w:type="table" w:styleId="12" w:default="1">
+  <w:style w:type="table" w:default="1" w:styleId="12">
     <w:name w:val="Normal Table"/>
     <w:semiHidden/>
     <w:unhideWhenUsed/>
@@ -13717,14 +13713,14 @@
       </w:tcPr>
     </w:tblStylePr>
   </w:style>
-  <w:style w:type="character" w:styleId="136" w:customStyle="1">
+  <w:style w:type="character" w:customStyle="1" w:styleId="136">
     <w:name w:val="Header Char"/>
     <w:basedOn w:val="11"/>
     <w:link w:val="19"/>
     <w:qFormat/>
     <w:uiPriority w:val="99"/>
   </w:style>
-  <w:style w:type="character" w:styleId="137" w:customStyle="1">
+  <w:style w:type="character" w:customStyle="1" w:styleId="137">
     <w:name w:val="Footer Char"/>
     <w:basedOn w:val="11"/>
     <w:link w:val="18"/>
@@ -13745,7 +13741,7 @@
       <w:lang w:val="en-US" w:eastAsia="en-US" w:bidi="ar-SA"/>
     </w:rPr>
   </w:style>
-  <w:style w:type="character" w:styleId="139" w:customStyle="1">
+  <w:style w:type="character" w:customStyle="1" w:styleId="139">
     <w:name w:val="Heading 1 Char"/>
     <w:basedOn w:val="11"/>
     <w:link w:val="2"/>
@@ -13760,7 +13756,7 @@
       <w:szCs w:val="28"/>
     </w:rPr>
   </w:style>
-  <w:style w:type="character" w:styleId="140" w:customStyle="1">
+  <w:style w:type="character" w:customStyle="1" w:styleId="140">
     <w:name w:val="Heading 2 Char"/>
     <w:basedOn w:val="11"/>
     <w:link w:val="3"/>
@@ -13780,7 +13776,7 @@
       </w14:textFill>
     </w:rPr>
   </w:style>
-  <w:style w:type="character" w:styleId="141" w:customStyle="1">
+  <w:style w:type="character" w:customStyle="1" w:styleId="141">
     <w:name w:val="Heading 3 Char"/>
     <w:basedOn w:val="11"/>
     <w:link w:val="4"/>
@@ -13798,7 +13794,7 @@
       </w14:textFill>
     </w:rPr>
   </w:style>
-  <w:style w:type="character" w:styleId="142" w:customStyle="1">
+  <w:style w:type="character" w:customStyle="1" w:styleId="142">
     <w:name w:val="Title Char"/>
     <w:basedOn w:val="11"/>
     <w:link w:val="37"/>
@@ -13813,7 +13809,7 @@
       <w:szCs w:val="52"/>
     </w:rPr>
   </w:style>
-  <w:style w:type="character" w:styleId="143" w:customStyle="1">
+  <w:style w:type="character" w:customStyle="1" w:styleId="143">
     <w:name w:val="Subtitle Char"/>
     <w:basedOn w:val="11"/>
     <w:link w:val="35"/>
@@ -13844,21 +13840,21 @@
       <w:contextualSpacing/>
     </w:pPr>
   </w:style>
-  <w:style w:type="character" w:styleId="145" w:customStyle="1">
+  <w:style w:type="character" w:customStyle="1" w:styleId="145">
     <w:name w:val="Body Text Char"/>
     <w:basedOn w:val="11"/>
     <w:link w:val="13"/>
     <w:qFormat/>
     <w:uiPriority w:val="99"/>
   </w:style>
-  <w:style w:type="character" w:styleId="146" w:customStyle="1">
+  <w:style w:type="character" w:customStyle="1" w:styleId="146">
     <w:name w:val="Body Text 2 Char"/>
     <w:basedOn w:val="11"/>
     <w:link w:val="14"/>
     <w:qFormat/>
     <w:uiPriority w:val="99"/>
   </w:style>
-  <w:style w:type="character" w:styleId="147" w:customStyle="1">
+  <w:style w:type="character" w:customStyle="1" w:styleId="147">
     <w:name w:val="Body Text 3 Char"/>
     <w:basedOn w:val="11"/>
     <w:link w:val="15"/>
@@ -13869,7 +13865,7 @@
       <w:szCs w:val="16"/>
     </w:rPr>
   </w:style>
-  <w:style w:type="character" w:styleId="148" w:customStyle="1">
+  <w:style w:type="character" w:customStyle="1" w:styleId="148">
     <w:name w:val="Macro Text Char"/>
     <w:basedOn w:val="11"/>
     <w:link w:val="33"/>
@@ -13899,7 +13895,7 @@
       </w14:textFill>
     </w:rPr>
   </w:style>
-  <w:style w:type="character" w:styleId="150" w:customStyle="1">
+  <w:style w:type="character" w:customStyle="1" w:styleId="150">
     <w:name w:val="Quote Char"/>
     <w:basedOn w:val="11"/>
     <w:link w:val="149"/>
@@ -13916,7 +13912,7 @@
       </w14:textFill>
     </w:rPr>
   </w:style>
-  <w:style w:type="character" w:styleId="151" w:customStyle="1">
+  <w:style w:type="character" w:customStyle="1" w:styleId="151">
     <w:name w:val="Heading 4 Char"/>
     <w:basedOn w:val="11"/>
     <w:link w:val="5"/>
@@ -13937,18 +13933,19 @@
       </w14:textFill>
     </w:rPr>
   </w:style>
-  <w:style w:type="character" w:styleId="152" w:customStyle="1">
+  <w:style w:type="character" w:customStyle="1" w:styleId="152">
     <w:name w:val="Heading 5 Char"/>
     <w:basedOn w:val="11"/>
     <w:link w:val="6"/>
     <w:semiHidden/>
+    <w:qFormat/>
     <w:uiPriority w:val="9"/>
     <w:rPr>
       <w:rFonts w:asciiTheme="majorHAnsi" w:hAnsiTheme="majorHAnsi" w:eastAsiaTheme="majorEastAsia" w:cstheme="majorBidi"/>
       <w:color w:val="254061" w:themeColor="accent1" w:themeShade="80"/>
     </w:rPr>
   </w:style>
-  <w:style w:type="character" w:styleId="153" w:customStyle="1">
+  <w:style w:type="character" w:customStyle="1" w:styleId="153">
     <w:name w:val="Heading 6 Char"/>
     <w:basedOn w:val="11"/>
     <w:link w:val="7"/>
@@ -13962,7 +13959,7 @@
       <w:color w:val="254061" w:themeColor="accent1" w:themeShade="80"/>
     </w:rPr>
   </w:style>
-  <w:style w:type="character" w:styleId="154" w:customStyle="1">
+  <w:style w:type="character" w:customStyle="1" w:styleId="154">
     <w:name w:val="Heading 7 Char"/>
     <w:basedOn w:val="11"/>
     <w:link w:val="8"/>
@@ -13984,11 +13981,12 @@
       </w14:textFill>
     </w:rPr>
   </w:style>
-  <w:style w:type="character" w:styleId="155" w:customStyle="1">
+  <w:style w:type="character" w:customStyle="1" w:styleId="155">
     <w:name w:val="Heading 8 Char"/>
     <w:basedOn w:val="11"/>
     <w:link w:val="9"/>
     <w:semiHidden/>
+    <w:qFormat/>
     <w:uiPriority w:val="9"/>
     <w:rPr>
       <w:rFonts w:asciiTheme="majorHAnsi" w:hAnsiTheme="majorHAnsi" w:eastAsiaTheme="majorEastAsia" w:cstheme="majorBidi"/>
@@ -14002,7 +14000,7 @@
       </w14:textFill>
     </w:rPr>
   </w:style>
-  <w:style w:type="character" w:styleId="156" w:customStyle="1">
+  <w:style w:type="character" w:customStyle="1" w:styleId="156">
     <w:name w:val="Heading 9 Char"/>
     <w:basedOn w:val="11"/>
     <w:link w:val="10"/>
@@ -14053,10 +14051,11 @@
       </w14:textFill>
     </w:rPr>
   </w:style>
-  <w:style w:type="character" w:styleId="158" w:customStyle="1">
+  <w:style w:type="character" w:customStyle="1" w:styleId="158">
     <w:name w:val="Intense Quote Char"/>
     <w:basedOn w:val="11"/>
     <w:link w:val="157"/>
+    <w:qFormat/>
     <w:uiPriority w:val="30"/>
     <w:rPr>
       <w:b/>
@@ -14071,7 +14070,7 @@
       </w14:textFill>
     </w:rPr>
   </w:style>
-  <w:style w:type="character" w:styleId="159" w:customStyle="1">
+  <w:style w:type="character" w:customStyle="1" w:styleId="159">
     <w:name w:val="Subtle Emphasis"/>
     <w:basedOn w:val="11"/>
     <w:qFormat/>
@@ -14090,7 +14089,7 @@
       </w14:textFill>
     </w:rPr>
   </w:style>
-  <w:style w:type="character" w:styleId="160" w:customStyle="1">
+  <w:style w:type="character" w:customStyle="1" w:styleId="160">
     <w:name w:val="Intense Emphasis"/>
     <w:basedOn w:val="11"/>
     <w:qFormat/>
@@ -14108,7 +14107,7 @@
       </w14:textFill>
     </w:rPr>
   </w:style>
-  <w:style w:type="character" w:styleId="161" w:customStyle="1">
+  <w:style w:type="character" w:customStyle="1" w:styleId="161">
     <w:name w:val="Subtle Reference"/>
     <w:basedOn w:val="11"/>
     <w:qFormat/>
@@ -14124,7 +14123,7 @@
       </w14:textFill>
     </w:rPr>
   </w:style>
-  <w:style w:type="character" w:styleId="162" w:customStyle="1">
+  <w:style w:type="character" w:customStyle="1" w:styleId="162">
     <w:name w:val="Intense Reference"/>
     <w:basedOn w:val="11"/>
     <w:qFormat/>
@@ -14143,7 +14142,7 @@
       </w14:textFill>
     </w:rPr>
   </w:style>
-  <w:style w:type="character" w:styleId="163" w:customStyle="1">
+  <w:style w:type="character" w:customStyle="1" w:styleId="163">
     <w:name w:val="Book Title"/>
     <w:basedOn w:val="11"/>
     <w:qFormat/>
@@ -14155,7 +14154,7 @@
       <w:spacing w:val="5"/>
     </w:rPr>
   </w:style>
-  <w:style w:type="paragraph" w:styleId="164" w:customStyle="1">
+  <w:style w:type="paragraph" w:customStyle="1" w:styleId="164">
     <w:name w:val="TOC Heading"/>
     <w:basedOn w:val="2"/>
     <w:next w:val="1"/>
@@ -14490,6 +14489,15 @@
 </file>
 
 <file path=customXml/item1.xml><?xml version="1.0" encoding="utf-8"?>
+<?mso-contentType ?>
+<FormTemplates xmlns="http://schemas.microsoft.com/sharepoint/v3/contenttype/forms">
+  <Display>DocumentLibraryForm</Display>
+  <Edit>DocumentLibraryForm</Edit>
+  <New>DocumentLibraryForm</New>
+</FormTemplates>
+</file>
+
+<file path=customXml/item2.xml><?xml version="1.0" encoding="utf-8"?>
 <p:properties xmlns:p="http://schemas.microsoft.com/office/2006/metadata/properties" xmlns:xsi="http://www.w3.org/2001/XMLSchema-instance" xmlns:pc="http://schemas.microsoft.com/office/infopath/2007/PartnerControls">
   <documentManagement>
     <lcf76f155ced4ddcb4097134ff3c332f xmlns="f1d0a431-73d2-4aed-a3b9-997dc2ad4fd8">
@@ -14500,16 +14508,11 @@
 </p:properties>
 </file>
 
-<file path=customXml/item2.xml><?xml version="1.0" encoding="utf-8"?>
-<?mso-contentType ?>
-<FormTemplates xmlns="http://schemas.microsoft.com/sharepoint/v3/contenttype/forms">
-  <Display>DocumentLibraryForm</Display>
-  <Edit>DocumentLibraryForm</Edit>
-  <New>DocumentLibraryForm</New>
-</FormTemplates>
+<file path=customXml/item3.xml><?xml version="1.0" encoding="utf-8"?>
+<b:Sources xmlns:b="http://schemas.openxmlformats.org/officeDocument/2006/bibliography" xmlns="http://schemas.openxmlformats.org/officeDocument/2006/bibliography" SelectedStyle="/APA.XSL" StyleName="APA"/>
 </file>
 
-<file path=customXml/item3.xml><?xml version="1.0" encoding="utf-8"?>
+<file path=customXml/item4.xml><?xml version="1.0" encoding="utf-8"?>
 <ct:contentTypeSchema xmlns:ct="http://schemas.microsoft.com/office/2006/metadata/contentType" xmlns:ma="http://schemas.microsoft.com/office/2006/metadata/properties/metaAttributes" ct:_="" ma:_="" ma:contentTypeName="Document" ma:contentTypeID="0x0101001B2BCDF1B2A22B4A8146FD01CC9FC177" ma:contentTypeVersion="10" ma:contentTypeDescription="Create a new document." ma:contentTypeScope="" ma:versionID="3e525043451833587e6b7d2d2ec3d492">
   <xsd:schema xmlns:xsd="http://www.w3.org/2001/XMLSchema" xmlns:xs="http://www.w3.org/2001/XMLSchema" xmlns:p="http://schemas.microsoft.com/office/2006/metadata/properties" xmlns:ns2="f1d0a431-73d2-4aed-a3b9-997dc2ad4fd8" xmlns:ns3="37e66944-e397-4f75-8f63-20bc0a6f2fd7" targetNamespace="http://schemas.microsoft.com/office/2006/metadata/properties" ma:root="true" ma:fieldsID="b36973d3bbbd2a2a9841aa468cc8a2bb" ns2:_="" ns3:_="">
     <xsd:import namespace="f1d0a431-73d2-4aed-a3b9-997dc2ad4fd8"/>
@@ -14698,30 +14701,26 @@
 </ct:contentTypeSchema>
 </file>
 
-<file path=customXml/item4.xml><?xml version="1.0" encoding="utf-8"?>
-<b:Sources xmlns:b="http://schemas.openxmlformats.org/officeDocument/2006/bibliography" xmlns="http://schemas.openxmlformats.org/officeDocument/2006/bibliography" SelectedStyle="/APA.XSL" StyleName="APA"/>
+<file path=customXml/itemProps1.xml><?xml version="1.0" encoding="utf-8"?>
+<ds:datastoreItem xmlns:ds="http://schemas.openxmlformats.org/officeDocument/2006/customXml" ds:itemID="{EF906749-D2B3-4825-A561-E9A7D8D96A19}">
+  <ds:schemaRefs/>
+</ds:datastoreItem>
 </file>
 
-<file path=customXml/itemProps1.xml><?xml version="1.0" encoding="utf-8"?>
+<file path=customXml/itemProps2.xml><?xml version="1.0" encoding="utf-8"?>
 <ds:datastoreItem xmlns:ds="http://schemas.openxmlformats.org/officeDocument/2006/customXml" ds:itemID="{BDFBAE8B-8A43-41D2-9F3E-B8CF45EDFD2F}">
   <ds:schemaRefs/>
 </ds:datastoreItem>
 </file>
 
-<file path=customXml/itemProps2.xml><?xml version="1.0" encoding="utf-8"?>
-<ds:datastoreItem xmlns:ds="http://schemas.openxmlformats.org/officeDocument/2006/customXml" ds:itemID="{EF906749-D2B3-4825-A561-E9A7D8D96A19}">
-  <ds:schemaRefs/>
-</ds:datastoreItem>
-</file>
-
 <file path=customXml/itemProps3.xml><?xml version="1.0" encoding="utf-8"?>
-<ds:datastoreItem xmlns:ds="http://schemas.openxmlformats.org/officeDocument/2006/customXml" ds:itemID="{DF53E376-3202-4FA5-A1AB-B5646CB551FE}">
+<ds:datastoreItem xmlns:ds="http://schemas.openxmlformats.org/officeDocument/2006/customXml" ds:itemID="{EF278816-EC6F-A645-907D-7F25AECB1D4A}">
   <ds:schemaRefs/>
 </ds:datastoreItem>
 </file>
 
 <file path=customXml/itemProps4.xml><?xml version="1.0" encoding="utf-8"?>
-<ds:datastoreItem xmlns:ds="http://schemas.openxmlformats.org/officeDocument/2006/customXml" ds:itemID="{EF278816-EC6F-A645-907D-7F25AECB1D4A}">
+<ds:datastoreItem xmlns:ds="http://schemas.openxmlformats.org/officeDocument/2006/customXml" ds:itemID="{DF53E376-3202-4FA5-A1AB-B5646CB551FE}">
   <ds:schemaRefs/>
 </ds:datastoreItem>
 </file>